--- a/lessons/3-3/downloads/reveal/teacher/3.3-homework-packet-level-1.docx
+++ b/lessons/3-3/downloads/reveal/teacher/3.3-homework-packet-level-1.docx
@@ -78,14 +78,15 @@
           <w:caps/>
           <w:color w:val="003A70"/>
           <w:spacing w:val="12"/>
-          <w:sz w:val="21"/>
+          <w:sz w:val="22"/>
           <w:szCs w:val="21"/>
         </w:rPr>
-        <w:t xml:space="preserve">Lesson 3-3  ·  Homework Packet  ·  Level 1  ·  Sheet 1 of 2</w:t>
+        <w:t xml:space="preserve">Lesson 3-3  ·  Homework Packet  ·  Supported  ·  Session 1 · pages 1–2</w:t>
       </w:r>
     </w:p>
     <w:p>
       <w:pPr>
+        <w:pStyle w:val="Heading1"/>
         <w:keepNext/>
         <w:spacing w:before="0" w:after="10" w:line="240" w:lineRule="auto"/>
       </w:pPr>
@@ -111,7 +112,7 @@
         <w:rPr>
           <w:rFonts w:ascii="Avenir Next" w:hAnsi="Avenir Next" w:cs="Avenir Next" w:eastAsia="Avenir Next"/>
           <w:color w:val="5A5F66"/>
-          <w:sz w:val="17"/>
+          <w:sz w:val="22"/>
           <w:szCs w:val="17"/>
         </w:rPr>
         <w:t xml:space="preserve">Maryland Standard 6.RP.A.3a   ·   Learning target — I can build a ratio table by scaling both rows by the same factor.</w:t>
@@ -158,6 +159,7 @@
           </w:tcPr>
           <w:p>
             <w:pPr>
+              <w:pStyle w:val="Heading2"/>
               <w:spacing w:before="0" w:after="40" w:line="264" w:lineRule="auto"/>
             </w:pPr>
             <w:r>
@@ -185,18 +187,18 @@
                 <w:rFonts w:ascii="Avenir Next" w:hAnsi="Avenir Next" w:cs="Avenir Next" w:eastAsia="Avenir Next"/>
                 <w:b/>
                 <w:color w:val="003A70"/>
+                <w:sz w:val="22"/>
+                <w:szCs w:val="18"/>
+              </w:rPr>
+              <w:t xml:space="preserve">•</w:t>
+            </w:r>
+            <w:r>
+              <w:rPr>
+                <w:rFonts w:ascii="Avenir Next" w:hAnsi="Avenir Next" w:cs="Avenir Next" w:eastAsia="Avenir Next"/>
+                <w:color w:val="1A1A1A"/>
                 <w:sz w:val="18"/>
                 <w:szCs w:val="18"/>
               </w:rPr>
-              <w:t xml:space="preserve">•</w:t>
-            </w:r>
-            <w:r>
-              <w:rPr>
-                <w:rFonts w:ascii="Avenir Next" w:hAnsi="Avenir Next" w:cs="Avenir Next" w:eastAsia="Avenir Next"/>
-                <w:color w:val="1A1A1A"/>
-                <w:sz w:val="18"/>
-                <w:szCs w:val="18"/>
-              </w:rPr>
               <w:tab/>
             </w:r>
             <w:r>
@@ -204,7 +206,7 @@
                 <w:rFonts w:ascii="Avenir Next" w:hAnsi="Avenir Next" w:cs="Avenir Next" w:eastAsia="Avenir Next"/>
                 <w:b/>
                 <w:color w:val="1A1A1A"/>
-                <w:sz w:val="18"/>
+                <w:sz w:val="22"/>
                 <w:szCs w:val="18"/>
               </w:rPr>
               <w:t xml:space="preserve">Equivalent ratios</w:t>
@@ -213,7 +215,7 @@
               <w:rPr>
                 <w:rFonts w:ascii="Avenir Next" w:hAnsi="Avenir Next" w:cs="Avenir Next" w:eastAsia="Avenir Next"/>
                 <w:color w:val="1A1A1A"/>
-                <w:sz w:val="18"/>
+                <w:sz w:val="22"/>
                 <w:szCs w:val="18"/>
               </w:rPr>
               <w:t xml:space="preserve"> make the same comparison. Multiply or divide </w:t>
@@ -223,7 +225,7 @@
                 <w:rFonts w:ascii="Avenir Next" w:hAnsi="Avenir Next" w:cs="Avenir Next" w:eastAsia="Avenir Next"/>
                 <w:b/>
                 <w:color w:val="1A1A1A"/>
-                <w:sz w:val="18"/>
+                <w:sz w:val="22"/>
                 <w:szCs w:val="18"/>
               </w:rPr>
               <w:t xml:space="preserve">both</w:t>
@@ -232,7 +234,7 @@
               <w:rPr>
                 <w:rFonts w:ascii="Avenir Next" w:hAnsi="Avenir Next" w:cs="Avenir Next" w:eastAsia="Avenir Next"/>
                 <w:color w:val="1A1A1A"/>
-                <w:sz w:val="18"/>
+                <w:sz w:val="22"/>
                 <w:szCs w:val="18"/>
               </w:rPr>
               <w:t xml:space="preserve"> terms by the same number.</w:t>
@@ -251,25 +253,25 @@
                 <w:rFonts w:ascii="Avenir Next" w:hAnsi="Avenir Next" w:cs="Avenir Next" w:eastAsia="Avenir Next"/>
                 <w:b/>
                 <w:color w:val="003A70"/>
+                <w:sz w:val="22"/>
+                <w:szCs w:val="18"/>
+              </w:rPr>
+              <w:t xml:space="preserve">•</w:t>
+            </w:r>
+            <w:r>
+              <w:rPr>
+                <w:rFonts w:ascii="Avenir Next" w:hAnsi="Avenir Next" w:cs="Avenir Next" w:eastAsia="Avenir Next"/>
+                <w:color w:val="1A1A1A"/>
                 <w:sz w:val="18"/>
                 <w:szCs w:val="18"/>
               </w:rPr>
-              <w:t xml:space="preserve">•</w:t>
-            </w:r>
-            <w:r>
-              <w:rPr>
-                <w:rFonts w:ascii="Avenir Next" w:hAnsi="Avenir Next" w:cs="Avenir Next" w:eastAsia="Avenir Next"/>
-                <w:color w:val="1A1A1A"/>
-                <w:sz w:val="18"/>
-                <w:szCs w:val="18"/>
-              </w:rPr>
               <w:tab/>
             </w:r>
             <w:r>
               <w:rPr>
                 <w:rFonts w:ascii="Avenir Next" w:hAnsi="Avenir Next" w:cs="Avenir Next" w:eastAsia="Avenir Next"/>
                 <w:color w:val="1A1A1A"/>
-                <w:sz w:val="18"/>
+                <w:sz w:val="22"/>
                 <w:szCs w:val="18"/>
               </w:rPr>
               <w:t xml:space="preserve">A </w:t>
@@ -279,7 +281,7 @@
                 <w:rFonts w:ascii="Avenir Next" w:hAnsi="Avenir Next" w:cs="Avenir Next" w:eastAsia="Avenir Next"/>
                 <w:b/>
                 <w:color w:val="1A1A1A"/>
-                <w:sz w:val="18"/>
+                <w:sz w:val="22"/>
                 <w:szCs w:val="18"/>
               </w:rPr>
               <w:t xml:space="preserve">ratio table</w:t>
@@ -288,7 +290,7 @@
               <w:rPr>
                 <w:rFonts w:ascii="Avenir Next" w:hAnsi="Avenir Next" w:cs="Avenir Next" w:eastAsia="Avenir Next"/>
                 <w:color w:val="1A1A1A"/>
-                <w:sz w:val="18"/>
+                <w:sz w:val="22"/>
                 <w:szCs w:val="18"/>
               </w:rPr>
               <w:t xml:space="preserve"> lists equivalent ratios. Each column is one pair.</w:t>
@@ -307,25 +309,25 @@
                 <w:rFonts w:ascii="Avenir Next" w:hAnsi="Avenir Next" w:cs="Avenir Next" w:eastAsia="Avenir Next"/>
                 <w:b/>
                 <w:color w:val="003A70"/>
+                <w:sz w:val="22"/>
+                <w:szCs w:val="18"/>
+              </w:rPr>
+              <w:t xml:space="preserve">•</w:t>
+            </w:r>
+            <w:r>
+              <w:rPr>
+                <w:rFonts w:ascii="Avenir Next" w:hAnsi="Avenir Next" w:cs="Avenir Next" w:eastAsia="Avenir Next"/>
+                <w:color w:val="1A1A1A"/>
                 <w:sz w:val="18"/>
                 <w:szCs w:val="18"/>
               </w:rPr>
-              <w:t xml:space="preserve">•</w:t>
-            </w:r>
-            <w:r>
-              <w:rPr>
-                <w:rFonts w:ascii="Avenir Next" w:hAnsi="Avenir Next" w:cs="Avenir Next" w:eastAsia="Avenir Next"/>
-                <w:color w:val="1A1A1A"/>
-                <w:sz w:val="18"/>
-                <w:szCs w:val="18"/>
-              </w:rPr>
               <w:tab/>
             </w:r>
             <w:r>
               <w:rPr>
                 <w:rFonts w:ascii="Avenir Next" w:hAnsi="Avenir Next" w:cs="Avenir Next" w:eastAsia="Avenir Next"/>
                 <w:color w:val="1A1A1A"/>
-                <w:sz w:val="18"/>
+                <w:sz w:val="22"/>
                 <w:szCs w:val="18"/>
               </w:rPr>
               <w:t xml:space="preserve">Adding the same number to both terms does </w:t>
@@ -335,7 +337,7 @@
                 <w:rFonts w:ascii="Avenir Next" w:hAnsi="Avenir Next" w:cs="Avenir Next" w:eastAsia="Avenir Next"/>
                 <w:b/>
                 <w:color w:val="1A1A1A"/>
-                <w:sz w:val="18"/>
+                <w:sz w:val="22"/>
                 <w:szCs w:val="18"/>
               </w:rPr>
               <w:t xml:space="preserve">not</w:t>
@@ -344,7 +346,7 @@
               <w:rPr>
                 <w:rFonts w:ascii="Avenir Next" w:hAnsi="Avenir Next" w:cs="Avenir Next" w:eastAsia="Avenir Next"/>
                 <w:color w:val="1A1A1A"/>
-                <w:sz w:val="18"/>
+                <w:sz w:val="22"/>
                 <w:szCs w:val="18"/>
               </w:rPr>
               <w:t xml:space="preserve"> keep the ratio.</w:t>
@@ -359,6 +361,7 @@
           </w:tcPr>
           <w:p>
             <w:pPr>
+              <w:pStyle w:val="Heading2"/>
               <w:spacing w:before="0" w:after="40" w:line="264" w:lineRule="auto"/>
             </w:pPr>
             <w:r>
@@ -381,7 +384,7 @@
               <w:rPr>
                 <w:rFonts w:ascii="Avenir Next" w:hAnsi="Avenir Next" w:cs="Avenir Next" w:eastAsia="Avenir Next"/>
                 <w:color w:val="1A1A1A"/>
-                <w:sz w:val="17"/>
+                <w:sz w:val="22"/>
                 <w:szCs w:val="17"/>
               </w:rPr>
               <w:t xml:space="preserve">Lemonade uses 3 lemons for every 4 cups of water. How many cups of water go with 12 lemons?</w:t>
@@ -400,25 +403,25 @@
                 <w:rFonts w:ascii="Avenir Next" w:hAnsi="Avenir Next" w:cs="Avenir Next" w:eastAsia="Avenir Next"/>
                 <w:b/>
                 <w:color w:val="003A70"/>
+                <w:sz w:val="22"/>
+                <w:szCs w:val="17"/>
+              </w:rPr>
+              <w:t xml:space="preserve">Step 1</w:t>
+            </w:r>
+            <w:r>
+              <w:rPr>
+                <w:rFonts w:ascii="Avenir Next" w:hAnsi="Avenir Next" w:cs="Avenir Next" w:eastAsia="Avenir Next"/>
+                <w:color w:val="1A1A1A"/>
                 <w:sz w:val="17"/>
                 <w:szCs w:val="17"/>
               </w:rPr>
-              <w:t xml:space="preserve">Step 1</w:t>
-            </w:r>
-            <w:r>
-              <w:rPr>
-                <w:rFonts w:ascii="Avenir Next" w:hAnsi="Avenir Next" w:cs="Avenir Next" w:eastAsia="Avenir Next"/>
-                <w:color w:val="1A1A1A"/>
-                <w:sz w:val="17"/>
-                <w:szCs w:val="17"/>
-              </w:rPr>
               <w:tab/>
             </w:r>
             <w:r>
               <w:rPr>
                 <w:rFonts w:ascii="Avenir Next" w:hAnsi="Avenir Next" w:cs="Avenir Next" w:eastAsia="Avenir Next"/>
                 <w:color w:val="1A1A1A"/>
-                <w:sz w:val="17"/>
+                <w:sz w:val="22"/>
                 <w:szCs w:val="17"/>
               </w:rPr>
               <w:t xml:space="preserve">Find the factor: 3 × 4 = 12</w:t>
@@ -437,25 +440,25 @@
                 <w:rFonts w:ascii="Avenir Next" w:hAnsi="Avenir Next" w:cs="Avenir Next" w:eastAsia="Avenir Next"/>
                 <w:b/>
                 <w:color w:val="003A70"/>
+                <w:sz w:val="22"/>
+                <w:szCs w:val="17"/>
+              </w:rPr>
+              <w:t xml:space="preserve">Step 2</w:t>
+            </w:r>
+            <w:r>
+              <w:rPr>
+                <w:rFonts w:ascii="Avenir Next" w:hAnsi="Avenir Next" w:cs="Avenir Next" w:eastAsia="Avenir Next"/>
+                <w:color w:val="1A1A1A"/>
                 <w:sz w:val="17"/>
                 <w:szCs w:val="17"/>
               </w:rPr>
-              <w:t xml:space="preserve">Step 2</w:t>
-            </w:r>
-            <w:r>
-              <w:rPr>
-                <w:rFonts w:ascii="Avenir Next" w:hAnsi="Avenir Next" w:cs="Avenir Next" w:eastAsia="Avenir Next"/>
-                <w:color w:val="1A1A1A"/>
-                <w:sz w:val="17"/>
-                <w:szCs w:val="17"/>
-              </w:rPr>
               <w:tab/>
             </w:r>
             <w:r>
               <w:rPr>
                 <w:rFonts w:ascii="Avenir Next" w:hAnsi="Avenir Next" w:cs="Avenir Next" w:eastAsia="Avenir Next"/>
                 <w:color w:val="1A1A1A"/>
-                <w:sz w:val="17"/>
+                <w:sz w:val="22"/>
                 <w:szCs w:val="17"/>
               </w:rPr>
               <w:t xml:space="preserve">Multiply the other term by the same factor: 4 × 4 = 16</w:t>
@@ -474,18 +477,18 @@
                 <w:rFonts w:ascii="Avenir Next" w:hAnsi="Avenir Next" w:cs="Avenir Next" w:eastAsia="Avenir Next"/>
                 <w:b/>
                 <w:color w:val="1A1A1A"/>
+                <w:sz w:val="22"/>
+                <w:szCs w:val="17"/>
+              </w:rPr>
+              <w:t xml:space="preserve">Answer</w:t>
+            </w:r>
+            <w:r>
+              <w:rPr>
+                <w:rFonts w:ascii="Avenir Next" w:hAnsi="Avenir Next" w:cs="Avenir Next" w:eastAsia="Avenir Next"/>
+                <w:color w:val="1A1A1A"/>
                 <w:sz w:val="17"/>
                 <w:szCs w:val="17"/>
               </w:rPr>
-              <w:t xml:space="preserve">Answer</w:t>
-            </w:r>
-            <w:r>
-              <w:rPr>
-                <w:rFonts w:ascii="Avenir Next" w:hAnsi="Avenir Next" w:cs="Avenir Next" w:eastAsia="Avenir Next"/>
-                <w:color w:val="1A1A1A"/>
-                <w:sz w:val="17"/>
-                <w:szCs w:val="17"/>
-              </w:rPr>
               <w:tab/>
             </w:r>
             <w:r>
@@ -493,7 +496,7 @@
                 <w:rFonts w:ascii="Avenir Next" w:hAnsi="Avenir Next" w:cs="Avenir Next" w:eastAsia="Avenir Next"/>
                 <w:b/>
                 <w:color w:val="1A1A1A"/>
-                <w:sz w:val="17"/>
+                <w:sz w:val="22"/>
                 <w:szCs w:val="17"/>
               </w:rPr>
               <w:t xml:space="preserve">16 cups of water</w:t>
@@ -543,6 +546,7 @@
           </w:tcPr>
           <w:p>
             <w:pPr>
+              <w:pStyle w:val="Heading2"/>
               <w:spacing w:before="0" w:after="40" w:line="264" w:lineRule="auto"/>
             </w:pPr>
             <w:r>
@@ -566,7 +570,7 @@
                 <w:rFonts w:ascii="Avenir Next" w:hAnsi="Avenir Next" w:cs="Avenir Next" w:eastAsia="Avenir Next"/>
                 <w:b/>
                 <w:color w:val="1A1A1A"/>
-                <w:sz w:val="21"/>
+                <w:sz w:val="22"/>
                 <w:szCs w:val="21"/>
               </w:rPr>
               <w:t xml:space="preserve">ratio</w:t>
@@ -575,7 +579,7 @@
               <w:rPr>
                 <w:rFonts w:ascii="Avenir Next" w:hAnsi="Avenir Next" w:cs="Avenir Next" w:eastAsia="Avenir Next"/>
                 <w:color w:val="5A5F66"/>
-                <w:sz w:val="21"/>
+                <w:sz w:val="22"/>
                 <w:szCs w:val="21"/>
               </w:rPr>
               <w:t xml:space="preserve"> — </w:t>
@@ -584,7 +588,7 @@
               <w:rPr>
                 <w:rFonts w:ascii="Avenir Next" w:hAnsi="Avenir Next" w:cs="Avenir Next" w:eastAsia="Avenir Next"/>
                 <w:color w:val="1A1A1A"/>
-                <w:sz w:val="21"/>
+                <w:sz w:val="22"/>
                 <w:szCs w:val="21"/>
               </w:rPr>
               <w:t xml:space="preserve">compares two amounts, like 2 : 5</w:t>
@@ -599,7 +603,7 @@
                 <w:rFonts w:ascii="Avenir Next" w:hAnsi="Avenir Next" w:cs="Avenir Next" w:eastAsia="Avenir Next"/>
                 <w:b/>
                 <w:color w:val="1A1A1A"/>
-                <w:sz w:val="21"/>
+                <w:sz w:val="22"/>
                 <w:szCs w:val="21"/>
               </w:rPr>
               <w:t xml:space="preserve">equivalent</w:t>
@@ -608,7 +612,7 @@
               <w:rPr>
                 <w:rFonts w:ascii="Avenir Next" w:hAnsi="Avenir Next" w:cs="Avenir Next" w:eastAsia="Avenir Next"/>
                 <w:color w:val="5A5F66"/>
-                <w:sz w:val="21"/>
+                <w:sz w:val="22"/>
                 <w:szCs w:val="21"/>
               </w:rPr>
               <w:t xml:space="preserve"> — </w:t>
@@ -617,7 +621,7 @@
               <w:rPr>
                 <w:rFonts w:ascii="Avenir Next" w:hAnsi="Avenir Next" w:cs="Avenir Next" w:eastAsia="Avenir Next"/>
                 <w:color w:val="1A1A1A"/>
-                <w:sz w:val="21"/>
+                <w:sz w:val="22"/>
                 <w:szCs w:val="21"/>
               </w:rPr>
               <w:t xml:space="preserve">has the same value</w:t>
@@ -643,7 +647,7 @@
                 <w:rFonts w:ascii="Avenir Next" w:hAnsi="Avenir Next" w:cs="Avenir Next" w:eastAsia="Avenir Next"/>
                 <w:b/>
                 <w:color w:val="1A1A1A"/>
-                <w:sz w:val="21"/>
+                <w:sz w:val="22"/>
                 <w:szCs w:val="21"/>
               </w:rPr>
               <w:t xml:space="preserve">ratio table</w:t>
@@ -652,7 +656,7 @@
               <w:rPr>
                 <w:rFonts w:ascii="Avenir Next" w:hAnsi="Avenir Next" w:cs="Avenir Next" w:eastAsia="Avenir Next"/>
                 <w:color w:val="5A5F66"/>
-                <w:sz w:val="21"/>
+                <w:sz w:val="22"/>
                 <w:szCs w:val="21"/>
               </w:rPr>
               <w:t xml:space="preserve"> — </w:t>
@@ -661,7 +665,7 @@
               <w:rPr>
                 <w:rFonts w:ascii="Avenir Next" w:hAnsi="Avenir Next" w:cs="Avenir Next" w:eastAsia="Avenir Next"/>
                 <w:color w:val="1A1A1A"/>
-                <w:sz w:val="21"/>
+                <w:sz w:val="22"/>
                 <w:szCs w:val="21"/>
               </w:rPr>
               <w:t xml:space="preserve">a table of equal ratios; each column is one pair</w:t>
@@ -676,7 +680,7 @@
                 <w:rFonts w:ascii="Avenir Next" w:hAnsi="Avenir Next" w:cs="Avenir Next" w:eastAsia="Avenir Next"/>
                 <w:b/>
                 <w:color w:val="1A1A1A"/>
-                <w:sz w:val="21"/>
+                <w:sz w:val="22"/>
                 <w:szCs w:val="21"/>
               </w:rPr>
               <w:t xml:space="preserve">factor</w:t>
@@ -685,7 +689,7 @@
               <w:rPr>
                 <w:rFonts w:ascii="Avenir Next" w:hAnsi="Avenir Next" w:cs="Avenir Next" w:eastAsia="Avenir Next"/>
                 <w:color w:val="5A5F66"/>
-                <w:sz w:val="21"/>
+                <w:sz w:val="22"/>
                 <w:szCs w:val="21"/>
               </w:rPr>
               <w:t xml:space="preserve"> — </w:t>
@@ -694,7 +698,7 @@
               <w:rPr>
                 <w:rFonts w:ascii="Avenir Next" w:hAnsi="Avenir Next" w:cs="Avenir Next" w:eastAsia="Avenir Next"/>
                 <w:color w:val="1A1A1A"/>
-                <w:sz w:val="21"/>
+                <w:sz w:val="22"/>
                 <w:szCs w:val="21"/>
               </w:rPr>
               <w:t xml:space="preserve">the number you multiply by</w:t>
@@ -705,6 +709,7 @@
     </w:tbl>
     <w:p>
       <w:pPr>
+        <w:pStyle w:val="Heading2"/>
         <w:keepNext/>
         <w:pBdr>
           <w:bottom w:val="single" w:sz="8" w:space="3" w:color="003A70"/>
@@ -720,7 +725,7 @@
           <w:b/>
           <w:color w:val="003A70"/>
           <w:spacing w:val="14"/>
-          <w:sz w:val="21"/>
+          <w:sz w:val="22"/>
           <w:szCs w:val="21"/>
         </w:rPr>
         <w:t xml:space="preserve">PRACTICE</w:t>
@@ -739,7 +744,7 @@
           <w:rFonts w:ascii="Avenir Next" w:hAnsi="Avenir Next" w:cs="Avenir Next" w:eastAsia="Avenir Next"/>
           <w:i/>
           <w:color w:val="5A5F66"/>
-          <w:sz w:val="17"/>
+          <w:sz w:val="22"/>
           <w:szCs w:val="17"/>
         </w:rPr>
         <w:t xml:space="preserve">show your work · label units</w:t>
@@ -835,25 +840,25 @@
                 <w:rFonts w:ascii="Avenir Next" w:hAnsi="Avenir Next" w:cs="Avenir Next" w:eastAsia="Avenir Next"/>
                 <w:b/>
                 <w:color w:val="003A70"/>
+                <w:sz w:val="22"/>
+                <w:szCs w:val="18"/>
+              </w:rPr>
+              <w:t xml:space="preserve">Step 1</w:t>
+            </w:r>
+            <w:r>
+              <w:rPr>
+                <w:rFonts w:ascii="Avenir Next" w:hAnsi="Avenir Next" w:cs="Avenir Next" w:eastAsia="Avenir Next"/>
+                <w:color w:val="1A1A1A"/>
                 <w:sz w:val="18"/>
                 <w:szCs w:val="18"/>
               </w:rPr>
-              <w:t xml:space="preserve">Step 1</w:t>
-            </w:r>
-            <w:r>
-              <w:rPr>
-                <w:rFonts w:ascii="Avenir Next" w:hAnsi="Avenir Next" w:cs="Avenir Next" w:eastAsia="Avenir Next"/>
-                <w:color w:val="1A1A1A"/>
-                <w:sz w:val="18"/>
-                <w:szCs w:val="18"/>
-              </w:rPr>
               <w:tab/>
             </w:r>
             <w:r>
               <w:rPr>
                 <w:rFonts w:ascii="Avenir Next" w:hAnsi="Avenir Next" w:cs="Avenir Next" w:eastAsia="Avenir Next"/>
                 <w:color w:val="1A1A1A"/>
-                <w:sz w:val="21"/>
+                <w:sz w:val="22"/>
                 <w:szCs w:val="21"/>
               </w:rPr>
               <w:t xml:space="preserve">Find what 2 was multiplied by to get each top number.</w:t>
@@ -873,25 +878,25 @@
                 <w:rFonts w:ascii="Avenir Next" w:hAnsi="Avenir Next" w:cs="Avenir Next" w:eastAsia="Avenir Next"/>
                 <w:b/>
                 <w:color w:val="003A70"/>
+                <w:sz w:val="22"/>
+                <w:szCs w:val="18"/>
+              </w:rPr>
+              <w:t xml:space="preserve">Step 2</w:t>
+            </w:r>
+            <w:r>
+              <w:rPr>
+                <w:rFonts w:ascii="Avenir Next" w:hAnsi="Avenir Next" w:cs="Avenir Next" w:eastAsia="Avenir Next"/>
+                <w:color w:val="1A1A1A"/>
                 <w:sz w:val="18"/>
                 <w:szCs w:val="18"/>
               </w:rPr>
-              <w:t xml:space="preserve">Step 2</w:t>
-            </w:r>
-            <w:r>
-              <w:rPr>
-                <w:rFonts w:ascii="Avenir Next" w:hAnsi="Avenir Next" w:cs="Avenir Next" w:eastAsia="Avenir Next"/>
-                <w:color w:val="1A1A1A"/>
-                <w:sz w:val="18"/>
-                <w:szCs w:val="18"/>
-              </w:rPr>
               <w:tab/>
             </w:r>
             <w:r>
               <w:rPr>
                 <w:rFonts w:ascii="Avenir Next" w:hAnsi="Avenir Next" w:cs="Avenir Next" w:eastAsia="Avenir Next"/>
                 <w:color w:val="1A1A1A"/>
-                <w:sz w:val="21"/>
+                <w:sz w:val="22"/>
                 <w:szCs w:val="21"/>
               </w:rPr>
               <w:t xml:space="preserve">Multiply 5 by that same number.</w:t>
@@ -948,7 +953,7 @@
                       <w:rFonts w:ascii="Avenir Next" w:hAnsi="Avenir Next" w:cs="Avenir Next" w:eastAsia="Avenir Next"/>
                       <w:b/>
                       <w:color w:val="1A1A1A"/>
-                      <w:sz w:val="21"/>
+                      <w:sz w:val="22"/>
                       <w:szCs w:val="21"/>
                     </w:rPr>
                     <w:t xml:space="preserve">Nuts (cups)</w:t>
@@ -969,7 +974,7 @@
                     <w:rPr>
                       <w:rFonts w:ascii="Avenir Next" w:hAnsi="Avenir Next" w:cs="Avenir Next" w:eastAsia="Avenir Next"/>
                       <w:color w:val="1A1A1A"/>
-                      <w:sz w:val="21"/>
+                      <w:sz w:val="22"/>
                       <w:szCs w:val="21"/>
                     </w:rPr>
                     <w:t xml:space="preserve">2</w:t>
@@ -990,7 +995,7 @@
                     <w:rPr>
                       <w:rFonts w:ascii="Avenir Next" w:hAnsi="Avenir Next" w:cs="Avenir Next" w:eastAsia="Avenir Next"/>
                       <w:color w:val="1A1A1A"/>
-                      <w:sz w:val="21"/>
+                      <w:sz w:val="22"/>
                       <w:szCs w:val="21"/>
                     </w:rPr>
                     <w:t xml:space="preserve">4</w:t>
@@ -1022,7 +1027,7 @@
                     <w:rPr>
                       <w:rFonts w:ascii="Avenir Next" w:hAnsi="Avenir Next" w:cs="Avenir Next" w:eastAsia="Avenir Next"/>
                       <w:color w:val="1A1A1A"/>
-                      <w:sz w:val="21"/>
+                      <w:sz w:val="22"/>
                       <w:szCs w:val="21"/>
                     </w:rPr>
                     <w:t xml:space="preserve">10</w:t>
@@ -1062,7 +1067,7 @@
                       <w:rFonts w:ascii="Avenir Next" w:hAnsi="Avenir Next" w:cs="Avenir Next" w:eastAsia="Avenir Next"/>
                       <w:b/>
                       <w:color w:val="1A1A1A"/>
-                      <w:sz w:val="21"/>
+                      <w:sz w:val="22"/>
                       <w:szCs w:val="21"/>
                     </w:rPr>
                     <w:t xml:space="preserve">Cereal (cups)</w:t>
@@ -1083,7 +1088,7 @@
                     <w:rPr>
                       <w:rFonts w:ascii="Avenir Next" w:hAnsi="Avenir Next" w:cs="Avenir Next" w:eastAsia="Avenir Next"/>
                       <w:color w:val="1A1A1A"/>
-                      <w:sz w:val="21"/>
+                      <w:sz w:val="22"/>
                       <w:szCs w:val="21"/>
                     </w:rPr>
                     <w:t xml:space="preserve">5</w:t>
@@ -1115,7 +1120,7 @@
                     <w:rPr>
                       <w:rFonts w:ascii="Avenir Next" w:hAnsi="Avenir Next" w:cs="Avenir Next" w:eastAsia="Avenir Next"/>
                       <w:color w:val="1A1A1A"/>
-                      <w:sz w:val="21"/>
+                      <w:sz w:val="22"/>
                       <w:szCs w:val="21"/>
                     </w:rPr>
                     <w:t xml:space="preserve">15</w:t>
@@ -1147,7 +1152,7 @@
                     <w:rPr>
                       <w:rFonts w:ascii="Avenir Next" w:hAnsi="Avenir Next" w:cs="Avenir Next" w:eastAsia="Avenir Next"/>
                       <w:color w:val="1A1A1A"/>
-                      <w:sz w:val="21"/>
+                      <w:sz w:val="22"/>
                       <w:szCs w:val="21"/>
                     </w:rPr>
                     <w:t xml:space="preserve">35</w:t>
@@ -1259,25 +1264,25 @@
                 <w:rFonts w:ascii="Avenir Next" w:hAnsi="Avenir Next" w:cs="Avenir Next" w:eastAsia="Avenir Next"/>
                 <w:b/>
                 <w:color w:val="003A70"/>
+                <w:sz w:val="22"/>
+                <w:szCs w:val="18"/>
+              </w:rPr>
+              <w:t xml:space="preserve">Step 1</w:t>
+            </w:r>
+            <w:r>
+              <w:rPr>
+                <w:rFonts w:ascii="Avenir Next" w:hAnsi="Avenir Next" w:cs="Avenir Next" w:eastAsia="Avenir Next"/>
+                <w:color w:val="1A1A1A"/>
                 <w:sz w:val="18"/>
                 <w:szCs w:val="18"/>
               </w:rPr>
-              <w:t xml:space="preserve">Step 1</w:t>
-            </w:r>
-            <w:r>
-              <w:rPr>
-                <w:rFonts w:ascii="Avenir Next" w:hAnsi="Avenir Next" w:cs="Avenir Next" w:eastAsia="Avenir Next"/>
-                <w:color w:val="1A1A1A"/>
-                <w:sz w:val="18"/>
-                <w:szCs w:val="18"/>
-              </w:rPr>
               <w:tab/>
             </w:r>
             <w:r>
               <w:rPr>
                 <w:rFonts w:ascii="Avenir Next" w:hAnsi="Avenir Next" w:cs="Avenir Next" w:eastAsia="Avenir Next"/>
                 <w:color w:val="1A1A1A"/>
-                <w:sz w:val="21"/>
+                <w:sz w:val="22"/>
                 <w:szCs w:val="21"/>
               </w:rPr>
               <w:t xml:space="preserve">Find the factor that links the two numbers you know.</w:t>
@@ -1297,25 +1302,25 @@
                 <w:rFonts w:ascii="Avenir Next" w:hAnsi="Avenir Next" w:cs="Avenir Next" w:eastAsia="Avenir Next"/>
                 <w:b/>
                 <w:color w:val="003A70"/>
+                <w:sz w:val="22"/>
+                <w:szCs w:val="18"/>
+              </w:rPr>
+              <w:t xml:space="preserve">Step 2</w:t>
+            </w:r>
+            <w:r>
+              <w:rPr>
+                <w:rFonts w:ascii="Avenir Next" w:hAnsi="Avenir Next" w:cs="Avenir Next" w:eastAsia="Avenir Next"/>
+                <w:color w:val="1A1A1A"/>
                 <w:sz w:val="18"/>
                 <w:szCs w:val="18"/>
               </w:rPr>
-              <w:t xml:space="preserve">Step 2</w:t>
-            </w:r>
-            <w:r>
-              <w:rPr>
-                <w:rFonts w:ascii="Avenir Next" w:hAnsi="Avenir Next" w:cs="Avenir Next" w:eastAsia="Avenir Next"/>
-                <w:color w:val="1A1A1A"/>
-                <w:sz w:val="18"/>
-                <w:szCs w:val="18"/>
-              </w:rPr>
               <w:tab/>
             </w:r>
             <w:r>
               <w:rPr>
                 <w:rFonts w:ascii="Avenir Next" w:hAnsi="Avenir Next" w:cs="Avenir Next" w:eastAsia="Avenir Next"/>
                 <w:color w:val="1A1A1A"/>
-                <w:sz w:val="21"/>
+                <w:sz w:val="22"/>
                 <w:szCs w:val="21"/>
               </w:rPr>
               <w:t xml:space="preserve">Use the same factor on the other term.</w:t>
@@ -1720,25 +1725,25 @@
                 <w:rFonts w:ascii="Avenir Next" w:hAnsi="Avenir Next" w:cs="Avenir Next" w:eastAsia="Avenir Next"/>
                 <w:b/>
                 <w:color w:val="003A70"/>
+                <w:sz w:val="22"/>
+                <w:szCs w:val="18"/>
+              </w:rPr>
+              <w:t xml:space="preserve">Step 1</w:t>
+            </w:r>
+            <w:r>
+              <w:rPr>
+                <w:rFonts w:ascii="Avenir Next" w:hAnsi="Avenir Next" w:cs="Avenir Next" w:eastAsia="Avenir Next"/>
+                <w:color w:val="1A1A1A"/>
                 <w:sz w:val="18"/>
                 <w:szCs w:val="18"/>
               </w:rPr>
-              <w:t xml:space="preserve">Step 1</w:t>
-            </w:r>
-            <w:r>
-              <w:rPr>
-                <w:rFonts w:ascii="Avenir Next" w:hAnsi="Avenir Next" w:cs="Avenir Next" w:eastAsia="Avenir Next"/>
-                <w:color w:val="1A1A1A"/>
-                <w:sz w:val="18"/>
-                <w:szCs w:val="18"/>
-              </w:rPr>
               <w:tab/>
             </w:r>
             <w:r>
               <w:rPr>
                 <w:rFonts w:ascii="Avenir Next" w:hAnsi="Avenir Next" w:cs="Avenir Next" w:eastAsia="Avenir Next"/>
                 <w:color w:val="1A1A1A"/>
-                <w:sz w:val="21"/>
+                <w:sz w:val="22"/>
                 <w:szCs w:val="21"/>
               </w:rPr>
               <w:t xml:space="preserve">Divide 4 : 6 by 2. Is that ratio a choice?</w:t>
@@ -1758,25 +1763,25 @@
                 <w:rFonts w:ascii="Avenir Next" w:hAnsi="Avenir Next" w:cs="Avenir Next" w:eastAsia="Avenir Next"/>
                 <w:b/>
                 <w:color w:val="003A70"/>
+                <w:sz w:val="22"/>
+                <w:szCs w:val="18"/>
+              </w:rPr>
+              <w:t xml:space="preserve">Step 2</w:t>
+            </w:r>
+            <w:r>
+              <w:rPr>
+                <w:rFonts w:ascii="Avenir Next" w:hAnsi="Avenir Next" w:cs="Avenir Next" w:eastAsia="Avenir Next"/>
+                <w:color w:val="1A1A1A"/>
                 <w:sz w:val="18"/>
                 <w:szCs w:val="18"/>
               </w:rPr>
-              <w:t xml:space="preserve">Step 2</w:t>
-            </w:r>
-            <w:r>
-              <w:rPr>
-                <w:rFonts w:ascii="Avenir Next" w:hAnsi="Avenir Next" w:cs="Avenir Next" w:eastAsia="Avenir Next"/>
-                <w:color w:val="1A1A1A"/>
-                <w:sz w:val="18"/>
-                <w:szCs w:val="18"/>
-              </w:rPr>
               <w:tab/>
             </w:r>
             <w:r>
               <w:rPr>
                 <w:rFonts w:ascii="Avenir Next" w:hAnsi="Avenir Next" w:cs="Avenir Next" w:eastAsia="Avenir Next"/>
                 <w:color w:val="1A1A1A"/>
-                <w:sz w:val="21"/>
+                <w:sz w:val="22"/>
                 <w:szCs w:val="21"/>
               </w:rPr>
               <w:t xml:space="preserve">Multiply 2 : 3 by 2, by 3, by 4, by 5. Look for those ratios.</w:t>
@@ -1796,25 +1801,25 @@
                 <w:rFonts w:ascii="Avenir Next" w:hAnsi="Avenir Next" w:cs="Avenir Next" w:eastAsia="Avenir Next"/>
                 <w:b/>
                 <w:color w:val="003A70"/>
+                <w:sz w:val="22"/>
+                <w:szCs w:val="18"/>
+              </w:rPr>
+              <w:t xml:space="preserve">Step 3</w:t>
+            </w:r>
+            <w:r>
+              <w:rPr>
+                <w:rFonts w:ascii="Avenir Next" w:hAnsi="Avenir Next" w:cs="Avenir Next" w:eastAsia="Avenir Next"/>
+                <w:color w:val="1A1A1A"/>
                 <w:sz w:val="18"/>
                 <w:szCs w:val="18"/>
               </w:rPr>
-              <w:t xml:space="preserve">Step 3</w:t>
-            </w:r>
-            <w:r>
-              <w:rPr>
-                <w:rFonts w:ascii="Avenir Next" w:hAnsi="Avenir Next" w:cs="Avenir Next" w:eastAsia="Avenir Next"/>
-                <w:color w:val="1A1A1A"/>
-                <w:sz w:val="18"/>
-                <w:szCs w:val="18"/>
-              </w:rPr>
               <w:tab/>
             </w:r>
             <w:r>
               <w:rPr>
                 <w:rFonts w:ascii="Avenir Next" w:hAnsi="Avenir Next" w:cs="Avenir Next" w:eastAsia="Avenir Next"/>
                 <w:color w:val="1A1A1A"/>
-                <w:sz w:val="21"/>
+                <w:sz w:val="22"/>
                 <w:szCs w:val="21"/>
               </w:rPr>
               <w:t xml:space="preserve">For each other choice, ask: was it multiplied or added?</w:t>
@@ -1885,25 +1890,25 @@
                       <w:rFonts w:ascii="Avenir Next" w:hAnsi="Avenir Next" w:cs="Avenir Next" w:eastAsia="Avenir Next"/>
                       <w:b/>
                       <w:color w:val="003A70"/>
+                      <w:sz w:val="22"/>
+                      <w:szCs w:val="21"/>
+                    </w:rPr>
+                    <w:t xml:space="preserve">A</w:t>
+                  </w:r>
+                  <w:r>
+                    <w:rPr>
+                      <w:rFonts w:ascii="Avenir Next" w:hAnsi="Avenir Next" w:cs="Avenir Next" w:eastAsia="Avenir Next"/>
+                      <w:color w:val="1A1A1A"/>
                       <w:sz w:val="21"/>
                       <w:szCs w:val="21"/>
                     </w:rPr>
-                    <w:t xml:space="preserve">A</w:t>
-                  </w:r>
-                  <w:r>
-                    <w:rPr>
-                      <w:rFonts w:ascii="Avenir Next" w:hAnsi="Avenir Next" w:cs="Avenir Next" w:eastAsia="Avenir Next"/>
-                      <w:color w:val="1A1A1A"/>
-                      <w:sz w:val="21"/>
-                      <w:szCs w:val="21"/>
-                    </w:rPr>
                     <w:t xml:space="preserve">  </w:t>
                   </w:r>
                   <w:r>
                     <w:rPr>
                       <w:rFonts w:ascii="Avenir Next" w:hAnsi="Avenir Next" w:cs="Avenir Next" w:eastAsia="Avenir Next"/>
                       <w:color w:val="1A1A1A"/>
-                      <w:sz w:val="21"/>
+                      <w:sz w:val="22"/>
                       <w:szCs w:val="21"/>
                     </w:rPr>
                     <w:t xml:space="preserve">2 : 3</w:t>
@@ -1943,25 +1948,25 @@
                       <w:rFonts w:ascii="Avenir Next" w:hAnsi="Avenir Next" w:cs="Avenir Next" w:eastAsia="Avenir Next"/>
                       <w:b/>
                       <w:color w:val="003A70"/>
+                      <w:sz w:val="22"/>
+                      <w:szCs w:val="21"/>
+                    </w:rPr>
+                    <w:t xml:space="preserve">B</w:t>
+                  </w:r>
+                  <w:r>
+                    <w:rPr>
+                      <w:rFonts w:ascii="Avenir Next" w:hAnsi="Avenir Next" w:cs="Avenir Next" w:eastAsia="Avenir Next"/>
+                      <w:color w:val="1A1A1A"/>
                       <w:sz w:val="21"/>
                       <w:szCs w:val="21"/>
                     </w:rPr>
-                    <w:t xml:space="preserve">B</w:t>
-                  </w:r>
-                  <w:r>
-                    <w:rPr>
-                      <w:rFonts w:ascii="Avenir Next" w:hAnsi="Avenir Next" w:cs="Avenir Next" w:eastAsia="Avenir Next"/>
-                      <w:color w:val="1A1A1A"/>
-                      <w:sz w:val="21"/>
-                      <w:szCs w:val="21"/>
-                    </w:rPr>
                     <w:t xml:space="preserve">  </w:t>
                   </w:r>
                   <w:r>
                     <w:rPr>
                       <w:rFonts w:ascii="Avenir Next" w:hAnsi="Avenir Next" w:cs="Avenir Next" w:eastAsia="Avenir Next"/>
                       <w:color w:val="1A1A1A"/>
-                      <w:sz w:val="21"/>
+                      <w:sz w:val="22"/>
                       <w:szCs w:val="21"/>
                     </w:rPr>
                     <w:t xml:space="preserve">8 : 12</w:t>
@@ -2001,25 +2006,25 @@
                       <w:rFonts w:ascii="Avenir Next" w:hAnsi="Avenir Next" w:cs="Avenir Next" w:eastAsia="Avenir Next"/>
                       <w:b/>
                       <w:color w:val="003A70"/>
+                      <w:sz w:val="22"/>
+                      <w:szCs w:val="21"/>
+                    </w:rPr>
+                    <w:t xml:space="preserve">C</w:t>
+                  </w:r>
+                  <w:r>
+                    <w:rPr>
+                      <w:rFonts w:ascii="Avenir Next" w:hAnsi="Avenir Next" w:cs="Avenir Next" w:eastAsia="Avenir Next"/>
+                      <w:color w:val="1A1A1A"/>
                       <w:sz w:val="21"/>
                       <w:szCs w:val="21"/>
                     </w:rPr>
-                    <w:t xml:space="preserve">C</w:t>
-                  </w:r>
-                  <w:r>
-                    <w:rPr>
-                      <w:rFonts w:ascii="Avenir Next" w:hAnsi="Avenir Next" w:cs="Avenir Next" w:eastAsia="Avenir Next"/>
-                      <w:color w:val="1A1A1A"/>
-                      <w:sz w:val="21"/>
-                      <w:szCs w:val="21"/>
-                    </w:rPr>
                     <w:t xml:space="preserve">  </w:t>
                   </w:r>
                   <w:r>
                     <w:rPr>
                       <w:rFonts w:ascii="Avenir Next" w:hAnsi="Avenir Next" w:cs="Avenir Next" w:eastAsia="Avenir Next"/>
                       <w:color w:val="1A1A1A"/>
-                      <w:sz w:val="21"/>
+                      <w:sz w:val="22"/>
                       <w:szCs w:val="21"/>
                     </w:rPr>
                     <w:t xml:space="preserve">6 : 8</w:t>
@@ -2059,25 +2064,25 @@
                       <w:rFonts w:ascii="Avenir Next" w:hAnsi="Avenir Next" w:cs="Avenir Next" w:eastAsia="Avenir Next"/>
                       <w:b/>
                       <w:color w:val="003A70"/>
+                      <w:sz w:val="22"/>
+                      <w:szCs w:val="21"/>
+                    </w:rPr>
+                    <w:t xml:space="preserve">D</w:t>
+                  </w:r>
+                  <w:r>
+                    <w:rPr>
+                      <w:rFonts w:ascii="Avenir Next" w:hAnsi="Avenir Next" w:cs="Avenir Next" w:eastAsia="Avenir Next"/>
+                      <w:color w:val="1A1A1A"/>
                       <w:sz w:val="21"/>
                       <w:szCs w:val="21"/>
                     </w:rPr>
-                    <w:t xml:space="preserve">D</w:t>
-                  </w:r>
-                  <w:r>
-                    <w:rPr>
-                      <w:rFonts w:ascii="Avenir Next" w:hAnsi="Avenir Next" w:cs="Avenir Next" w:eastAsia="Avenir Next"/>
-                      <w:color w:val="1A1A1A"/>
-                      <w:sz w:val="21"/>
-                      <w:szCs w:val="21"/>
-                    </w:rPr>
                     <w:t xml:space="preserve">  </w:t>
                   </w:r>
                   <w:r>
                     <w:rPr>
                       <w:rFonts w:ascii="Avenir Next" w:hAnsi="Avenir Next" w:cs="Avenir Next" w:eastAsia="Avenir Next"/>
                       <w:color w:val="1A1A1A"/>
-                      <w:sz w:val="21"/>
+                      <w:sz w:val="22"/>
                       <w:szCs w:val="21"/>
                     </w:rPr>
                     <w:t xml:space="preserve">10 : 15</w:t>
@@ -2275,25 +2280,25 @@
                 <w:rFonts w:ascii="Avenir Next" w:hAnsi="Avenir Next" w:cs="Avenir Next" w:eastAsia="Avenir Next"/>
                 <w:b/>
                 <w:color w:val="003A70"/>
+                <w:sz w:val="22"/>
+                <w:szCs w:val="18"/>
+              </w:rPr>
+              <w:t xml:space="preserve">Step 1</w:t>
+            </w:r>
+            <w:r>
+              <w:rPr>
+                <w:rFonts w:ascii="Avenir Next" w:hAnsi="Avenir Next" w:cs="Avenir Next" w:eastAsia="Avenir Next"/>
+                <w:color w:val="1A1A1A"/>
                 <w:sz w:val="18"/>
                 <w:szCs w:val="18"/>
               </w:rPr>
-              <w:t xml:space="preserve">Step 1</w:t>
-            </w:r>
-            <w:r>
-              <w:rPr>
-                <w:rFonts w:ascii="Avenir Next" w:hAnsi="Avenir Next" w:cs="Avenir Next" w:eastAsia="Avenir Next"/>
-                <w:color w:val="1A1A1A"/>
-                <w:sz w:val="18"/>
-                <w:szCs w:val="18"/>
-              </w:rPr>
               <w:tab/>
             </w:r>
             <w:r>
               <w:rPr>
                 <w:rFonts w:ascii="Avenir Next" w:hAnsi="Avenir Next" w:cs="Avenir Next" w:eastAsia="Avenir Next"/>
                 <w:color w:val="1A1A1A"/>
-                <w:sz w:val="21"/>
+                <w:sz w:val="22"/>
                 <w:szCs w:val="21"/>
               </w:rPr>
               <w:t xml:space="preserve">Find the factor: 9 × </w:t>
@@ -2312,7 +2317,7 @@
               <w:rPr>
                 <w:rFonts w:ascii="Avenir Next" w:hAnsi="Avenir Next" w:cs="Avenir Next" w:eastAsia="Avenir Next"/>
                 <w:color w:val="1A1A1A"/>
-                <w:sz w:val="21"/>
+                <w:sz w:val="22"/>
                 <w:szCs w:val="21"/>
               </w:rPr>
               <w:t xml:space="preserve"> = 36.</w:t>
@@ -2332,25 +2337,25 @@
                 <w:rFonts w:ascii="Avenir Next" w:hAnsi="Avenir Next" w:cs="Avenir Next" w:eastAsia="Avenir Next"/>
                 <w:b/>
                 <w:color w:val="003A70"/>
+                <w:sz w:val="22"/>
+                <w:szCs w:val="18"/>
+              </w:rPr>
+              <w:t xml:space="preserve">Step 2</w:t>
+            </w:r>
+            <w:r>
+              <w:rPr>
+                <w:rFonts w:ascii="Avenir Next" w:hAnsi="Avenir Next" w:cs="Avenir Next" w:eastAsia="Avenir Next"/>
+                <w:color w:val="1A1A1A"/>
                 <w:sz w:val="18"/>
                 <w:szCs w:val="18"/>
               </w:rPr>
-              <w:t xml:space="preserve">Step 2</w:t>
-            </w:r>
-            <w:r>
-              <w:rPr>
-                <w:rFonts w:ascii="Avenir Next" w:hAnsi="Avenir Next" w:cs="Avenir Next" w:eastAsia="Avenir Next"/>
-                <w:color w:val="1A1A1A"/>
-                <w:sz w:val="18"/>
-                <w:szCs w:val="18"/>
-              </w:rPr>
               <w:tab/>
             </w:r>
             <w:r>
               <w:rPr>
                 <w:rFonts w:ascii="Avenir Next" w:hAnsi="Avenir Next" w:cs="Avenir Next" w:eastAsia="Avenir Next"/>
                 <w:color w:val="1A1A1A"/>
-                <w:sz w:val="21"/>
+                <w:sz w:val="22"/>
                 <w:szCs w:val="21"/>
               </w:rPr>
               <w:t xml:space="preserve">Multiply 4 by the same factor.</w:t>
@@ -2427,25 +2432,25 @@
                 <w:rFonts w:ascii="Avenir Next" w:hAnsi="Avenir Next" w:cs="Avenir Next" w:eastAsia="Avenir Next"/>
                 <w:b/>
                 <w:color w:val="1A1A1A"/>
+                <w:sz w:val="22"/>
+                <w:szCs w:val="18"/>
+              </w:rPr>
+              <w:t xml:space="preserve">Answer</w:t>
+            </w:r>
+            <w:r>
+              <w:rPr>
+                <w:rFonts w:ascii="Avenir Next" w:hAnsi="Avenir Next" w:cs="Avenir Next" w:eastAsia="Avenir Next"/>
+                <w:color w:val="1A1A1A"/>
                 <w:sz w:val="18"/>
                 <w:szCs w:val="18"/>
               </w:rPr>
-              <w:t xml:space="preserve">Answer</w:t>
-            </w:r>
-            <w:r>
-              <w:rPr>
-                <w:rFonts w:ascii="Avenir Next" w:hAnsi="Avenir Next" w:cs="Avenir Next" w:eastAsia="Avenir Next"/>
-                <w:color w:val="1A1A1A"/>
-                <w:sz w:val="18"/>
-                <w:szCs w:val="18"/>
-              </w:rPr>
               <w:tab/>
             </w:r>
             <w:r>
               <w:rPr>
                 <w:rFonts w:ascii="Avenir Next" w:hAnsi="Avenir Next" w:cs="Avenir Next" w:eastAsia="Avenir Next"/>
                 <w:color w:val="1A1A1A"/>
-                <w:sz w:val="18"/>
+                <w:sz w:val="22"/>
                 <w:szCs w:val="18"/>
               </w:rPr>
               <w:t xml:space="preserve">  gold beads</w:t>
@@ -2559,25 +2564,25 @@
                 <w:rFonts w:ascii="Avenir Next" w:hAnsi="Avenir Next" w:cs="Avenir Next" w:eastAsia="Avenir Next"/>
                 <w:b/>
                 <w:color w:val="003A70"/>
+                <w:sz w:val="22"/>
+                <w:szCs w:val="18"/>
+              </w:rPr>
+              <w:t xml:space="preserve">Step 1</w:t>
+            </w:r>
+            <w:r>
+              <w:rPr>
+                <w:rFonts w:ascii="Avenir Next" w:hAnsi="Avenir Next" w:cs="Avenir Next" w:eastAsia="Avenir Next"/>
+                <w:color w:val="1A1A1A"/>
                 <w:sz w:val="18"/>
                 <w:szCs w:val="18"/>
               </w:rPr>
-              <w:t xml:space="preserve">Step 1</w:t>
-            </w:r>
-            <w:r>
-              <w:rPr>
-                <w:rFonts w:ascii="Avenir Next" w:hAnsi="Avenir Next" w:cs="Avenir Next" w:eastAsia="Avenir Next"/>
-                <w:color w:val="1A1A1A"/>
-                <w:sz w:val="18"/>
-                <w:szCs w:val="18"/>
-              </w:rPr>
               <w:tab/>
             </w:r>
             <w:r>
               <w:rPr>
                 <w:rFonts w:ascii="Avenir Next" w:hAnsi="Avenir Next" w:cs="Avenir Next" w:eastAsia="Avenir Next"/>
                 <w:color w:val="1A1A1A"/>
-                <w:sz w:val="21"/>
+                <w:sz w:val="22"/>
                 <w:szCs w:val="21"/>
               </w:rPr>
               <w:t xml:space="preserve">Find the factor: 3 × </w:t>
@@ -2596,7 +2601,7 @@
               <w:rPr>
                 <w:rFonts w:ascii="Avenir Next" w:hAnsi="Avenir Next" w:cs="Avenir Next" w:eastAsia="Avenir Next"/>
                 <w:color w:val="1A1A1A"/>
-                <w:sz w:val="21"/>
+                <w:sz w:val="22"/>
                 <w:szCs w:val="21"/>
               </w:rPr>
               <w:t xml:space="preserve"> = 21.</w:t>
@@ -2616,25 +2621,25 @@
                 <w:rFonts w:ascii="Avenir Next" w:hAnsi="Avenir Next" w:cs="Avenir Next" w:eastAsia="Avenir Next"/>
                 <w:b/>
                 <w:color w:val="003A70"/>
+                <w:sz w:val="22"/>
+                <w:szCs w:val="18"/>
+              </w:rPr>
+              <w:t xml:space="preserve">Step 2</w:t>
+            </w:r>
+            <w:r>
+              <w:rPr>
+                <w:rFonts w:ascii="Avenir Next" w:hAnsi="Avenir Next" w:cs="Avenir Next" w:eastAsia="Avenir Next"/>
+                <w:color w:val="1A1A1A"/>
                 <w:sz w:val="18"/>
                 <w:szCs w:val="18"/>
               </w:rPr>
-              <w:t xml:space="preserve">Step 2</w:t>
-            </w:r>
-            <w:r>
-              <w:rPr>
-                <w:rFonts w:ascii="Avenir Next" w:hAnsi="Avenir Next" w:cs="Avenir Next" w:eastAsia="Avenir Next"/>
-                <w:color w:val="1A1A1A"/>
-                <w:sz w:val="18"/>
-                <w:szCs w:val="18"/>
-              </w:rPr>
               <w:tab/>
             </w:r>
             <w:r>
               <w:rPr>
                 <w:rFonts w:ascii="Avenir Next" w:hAnsi="Avenir Next" w:cs="Avenir Next" w:eastAsia="Avenir Next"/>
                 <w:color w:val="1A1A1A"/>
-                <w:sz w:val="21"/>
+                <w:sz w:val="22"/>
                 <w:szCs w:val="21"/>
               </w:rPr>
               <w:t xml:space="preserve">Multiply 2 by the same factor.</w:t>
@@ -2654,25 +2659,25 @@
                 <w:rFonts w:ascii="Avenir Next" w:hAnsi="Avenir Next" w:cs="Avenir Next" w:eastAsia="Avenir Next"/>
                 <w:b/>
                 <w:color w:val="003A70"/>
+                <w:sz w:val="22"/>
+                <w:szCs w:val="18"/>
+              </w:rPr>
+              <w:t xml:space="preserve">Step 3</w:t>
+            </w:r>
+            <w:r>
+              <w:rPr>
+                <w:rFonts w:ascii="Avenir Next" w:hAnsi="Avenir Next" w:cs="Avenir Next" w:eastAsia="Avenir Next"/>
+                <w:color w:val="1A1A1A"/>
                 <w:sz w:val="18"/>
                 <w:szCs w:val="18"/>
               </w:rPr>
-              <w:t xml:space="preserve">Step 3</w:t>
-            </w:r>
-            <w:r>
-              <w:rPr>
-                <w:rFonts w:ascii="Avenir Next" w:hAnsi="Avenir Next" w:cs="Avenir Next" w:eastAsia="Avenir Next"/>
-                <w:color w:val="1A1A1A"/>
-                <w:sz w:val="18"/>
-                <w:szCs w:val="18"/>
-              </w:rPr>
               <w:tab/>
             </w:r>
             <w:r>
               <w:rPr>
                 <w:rFonts w:ascii="Avenir Next" w:hAnsi="Avenir Next" w:cs="Avenir Next" w:eastAsia="Avenir Next"/>
                 <w:color w:val="1A1A1A"/>
-                <w:sz w:val="21"/>
+                <w:sz w:val="22"/>
                 <w:szCs w:val="21"/>
               </w:rPr>
               <w:t xml:space="preserve">Add red and white to find the total.</w:t>
@@ -2915,7 +2920,7 @@
                 <w:rFonts w:ascii="Avenir Next" w:hAnsi="Avenir Next" w:cs="Avenir Next" w:eastAsia="Avenir Next"/>
                 <w:b/>
                 <w:color w:val="003A70"/>
-                <w:sz w:val="17"/>
+                <w:sz w:val="22"/>
                 <w:szCs w:val="17"/>
               </w:rPr>
               <w:t xml:space="preserve">Frame  </w:t>
@@ -2925,10 +2930,30 @@
                 <w:rFonts w:ascii="Avenir Next" w:hAnsi="Avenir Next" w:cs="Avenir Next" w:eastAsia="Avenir Next"/>
                 <w:i/>
                 <w:color w:val="1A1A1A"/>
+                <w:sz w:val="22"/>
+                <w:szCs w:val="18"/>
+              </w:rPr>
+              <w:t xml:space="preserve">Mia is </w:t>
+            </w:r>
+            <w:r>
+              <w:rPr>
+                <w:rFonts w:ascii="Avenir Next" w:hAnsi="Avenir Next" w:cs="Avenir Next" w:eastAsia="Avenir Next"/>
+                <w:color w:val="1A1A1A"/>
                 <w:sz w:val="18"/>
                 <w:szCs w:val="18"/>
-              </w:rPr>
-              <w:t xml:space="preserve">Mia is </w:t>
+                <w:u w:val="single"/>
+              </w:rPr>
+              <w:t xml:space="preserve">      </w:t>
+            </w:r>
+            <w:r>
+              <w:rPr>
+                <w:rFonts w:ascii="Avenir Next" w:hAnsi="Avenir Next" w:cs="Avenir Next" w:eastAsia="Avenir Next"/>
+                <w:i/>
+                <w:color w:val="1A1A1A"/>
+                <w:sz w:val="22"/>
+                <w:szCs w:val="18"/>
+              </w:rPr>
+              <w:t xml:space="preserve"> because adding 3 </w:t>
             </w:r>
             <w:r>
               <w:rPr>
@@ -2945,17 +2970,17 @@
                 <w:rFonts w:ascii="Avenir Next" w:hAnsi="Avenir Next" w:cs="Avenir Next" w:eastAsia="Avenir Next"/>
                 <w:i/>
                 <w:color w:val="1A1A1A"/>
+                <w:sz w:val="22"/>
+                <w:szCs w:val="18"/>
+              </w:rPr>
+              <w:t xml:space="preserve">. A ratio equivalent to 5 : 8 is </w:t>
+            </w:r>
+            <w:r>
+              <w:rPr>
+                <w:rFonts w:ascii="Avenir Next" w:hAnsi="Avenir Next" w:cs="Avenir Next" w:eastAsia="Avenir Next"/>
+                <w:color w:val="1A1A1A"/>
                 <w:sz w:val="18"/>
                 <w:szCs w:val="18"/>
-              </w:rPr>
-              <w:t xml:space="preserve"> because adding 3 </w:t>
-            </w:r>
-            <w:r>
-              <w:rPr>
-                <w:rFonts w:ascii="Avenir Next" w:hAnsi="Avenir Next" w:cs="Avenir Next" w:eastAsia="Avenir Next"/>
-                <w:color w:val="1A1A1A"/>
-                <w:sz w:val="18"/>
-                <w:szCs w:val="18"/>
                 <w:u w:val="single"/>
               </w:rPr>
               <w:t xml:space="preserve">      </w:t>
@@ -2965,27 +2990,7 @@
                 <w:rFonts w:ascii="Avenir Next" w:hAnsi="Avenir Next" w:cs="Avenir Next" w:eastAsia="Avenir Next"/>
                 <w:i/>
                 <w:color w:val="1A1A1A"/>
-                <w:sz w:val="18"/>
-                <w:szCs w:val="18"/>
-              </w:rPr>
-              <w:t xml:space="preserve">. A ratio equivalent to 5 : 8 is </w:t>
-            </w:r>
-            <w:r>
-              <w:rPr>
-                <w:rFonts w:ascii="Avenir Next" w:hAnsi="Avenir Next" w:cs="Avenir Next" w:eastAsia="Avenir Next"/>
-                <w:color w:val="1A1A1A"/>
-                <w:sz w:val="18"/>
-                <w:szCs w:val="18"/>
-                <w:u w:val="single"/>
-              </w:rPr>
-              <w:t xml:space="preserve">      </w:t>
-            </w:r>
-            <w:r>
-              <w:rPr>
-                <w:rFonts w:ascii="Avenir Next" w:hAnsi="Avenir Next" w:cs="Avenir Next" w:eastAsia="Avenir Next"/>
-                <w:i/>
-                <w:color w:val="1A1A1A"/>
-                <w:sz w:val="18"/>
+                <w:sz w:val="22"/>
                 <w:szCs w:val="18"/>
               </w:rPr>
               <w:t xml:space="preserve">.</w:t>
@@ -3114,6 +3119,7 @@
           </w:tcPr>
           <w:p>
             <w:pPr>
+              <w:pStyle w:val="Heading2"/>
               <w:spacing w:before="0" w:after="0" w:line="240" w:lineRule="auto"/>
             </w:pPr>
             <w:r>
@@ -3151,7 +3157,7 @@
               <w:rPr>
                 <w:rFonts w:ascii="Avenir Next" w:hAnsi="Avenir Next" w:cs="Avenir Next" w:eastAsia="Avenir Next"/>
                 <w:color w:val="1A1A1A"/>
-                <w:sz w:val="17"/>
+                <w:sz w:val="22"/>
                 <w:szCs w:val="17"/>
               </w:rPr>
               <w:t xml:space="preserve">  I can do this on my own</w:t>
@@ -3180,7 +3186,7 @@
               <w:rPr>
                 <w:rFonts w:ascii="Avenir Next" w:hAnsi="Avenir Next" w:cs="Avenir Next" w:eastAsia="Avenir Next"/>
                 <w:color w:val="1A1A1A"/>
-                <w:sz w:val="17"/>
+                <w:sz w:val="22"/>
                 <w:szCs w:val="17"/>
               </w:rPr>
               <w:t xml:space="preserve">  I need a little help</w:t>
@@ -3209,7 +3215,7 @@
               <w:rPr>
                 <w:rFonts w:ascii="Avenir Next" w:hAnsi="Avenir Next" w:cs="Avenir Next" w:eastAsia="Avenir Next"/>
                 <w:color w:val="1A1A1A"/>
-                <w:sz w:val="17"/>
+                <w:sz w:val="22"/>
                 <w:szCs w:val="17"/>
               </w:rPr>
               <w:t xml:space="preserve">  I have a question about #</w:t>
@@ -3247,7 +3253,7 @@
         <w:rPr>
           <w:rFonts w:ascii="Avenir Next" w:hAnsi="Avenir Next" w:cs="Avenir Next" w:eastAsia="Avenir Next"/>
           <w:color w:val="5A5F66"/>
-          <w:sz w:val="17"/>
+          <w:sz w:val="22"/>
           <w:szCs w:val="17"/>
         </w:rPr>
         <w:t xml:space="preserve">Double a family recipe out loud. Which amounts change, and by what factor?</w:t>
@@ -3330,14 +3336,15 @@
           <w:caps/>
           <w:color w:val="003A70"/>
           <w:spacing w:val="12"/>
-          <w:sz w:val="21"/>
+          <w:sz w:val="22"/>
           <w:szCs w:val="21"/>
         </w:rPr>
-        <w:t xml:space="preserve">Lesson 3-3  ·  Homework Packet  ·  Level 1  ·  Sheet 2 of 2</w:t>
+        <w:t xml:space="preserve">Lesson 3-3  ·  Homework Packet  ·  Supported  ·  Session 2 · pages 3–4</w:t>
       </w:r>
     </w:p>
     <w:p>
       <w:pPr>
+        <w:pStyle w:val="Heading1"/>
         <w:keepNext/>
         <w:spacing w:before="0" w:after="10" w:line="240" w:lineRule="auto"/>
       </w:pPr>
@@ -3363,7 +3370,7 @@
         <w:rPr>
           <w:rFonts w:ascii="Avenir Next" w:hAnsi="Avenir Next" w:cs="Avenir Next" w:eastAsia="Avenir Next"/>
           <w:color w:val="5A5F66"/>
-          <w:sz w:val="17"/>
+          <w:sz w:val="22"/>
           <w:szCs w:val="17"/>
         </w:rPr>
         <w:t xml:space="preserve">Maryland Standard 6.RP.A.3a   ·   Learning target — I can use the bridge strategy to scale a ratio when I cannot multiply by a whole number.</w:t>
@@ -3410,6 +3417,7 @@
           </w:tcPr>
           <w:p>
             <w:pPr>
+              <w:pStyle w:val="Heading2"/>
               <w:spacing w:before="0" w:after="40" w:line="264" w:lineRule="auto"/>
             </w:pPr>
             <w:r>
@@ -3437,25 +3445,25 @@
                 <w:rFonts w:ascii="Avenir Next" w:hAnsi="Avenir Next" w:cs="Avenir Next" w:eastAsia="Avenir Next"/>
                 <w:b/>
                 <w:color w:val="003A70"/>
+                <w:sz w:val="22"/>
+                <w:szCs w:val="18"/>
+              </w:rPr>
+              <w:t xml:space="preserve">•</w:t>
+            </w:r>
+            <w:r>
+              <w:rPr>
+                <w:rFonts w:ascii="Avenir Next" w:hAnsi="Avenir Next" w:cs="Avenir Next" w:eastAsia="Avenir Next"/>
+                <w:color w:val="1A1A1A"/>
                 <w:sz w:val="18"/>
                 <w:szCs w:val="18"/>
               </w:rPr>
-              <w:t xml:space="preserve">•</w:t>
-            </w:r>
-            <w:r>
-              <w:rPr>
-                <w:rFonts w:ascii="Avenir Next" w:hAnsi="Avenir Next" w:cs="Avenir Next" w:eastAsia="Avenir Next"/>
-                <w:color w:val="1A1A1A"/>
-                <w:sz w:val="18"/>
-                <w:szCs w:val="18"/>
-              </w:rPr>
               <w:tab/>
             </w:r>
             <w:r>
               <w:rPr>
                 <w:rFonts w:ascii="Avenir Next" w:hAnsi="Avenir Next" w:cs="Avenir Next" w:eastAsia="Avenir Next"/>
                 <w:color w:val="1A1A1A"/>
-                <w:sz w:val="18"/>
+                <w:sz w:val="22"/>
                 <w:szCs w:val="18"/>
               </w:rPr>
               <w:t xml:space="preserve">No whole number gets you to the target? </w:t>
@@ -3465,7 +3473,7 @@
                 <w:rFonts w:ascii="Avenir Next" w:hAnsi="Avenir Next" w:cs="Avenir Next" w:eastAsia="Avenir Next"/>
                 <w:b/>
                 <w:color w:val="1A1A1A"/>
-                <w:sz w:val="18"/>
+                <w:sz w:val="22"/>
                 <w:szCs w:val="18"/>
               </w:rPr>
               <w:t xml:space="preserve">Build a bridge.</w:t>
@@ -3484,18 +3492,18 @@
                 <w:rFonts w:ascii="Avenir Next" w:hAnsi="Avenir Next" w:cs="Avenir Next" w:eastAsia="Avenir Next"/>
                 <w:b/>
                 <w:color w:val="003A70"/>
+                <w:sz w:val="22"/>
+                <w:szCs w:val="18"/>
+              </w:rPr>
+              <w:t xml:space="preserve">•</w:t>
+            </w:r>
+            <w:r>
+              <w:rPr>
+                <w:rFonts w:ascii="Avenir Next" w:hAnsi="Avenir Next" w:cs="Avenir Next" w:eastAsia="Avenir Next"/>
+                <w:color w:val="1A1A1A"/>
                 <w:sz w:val="18"/>
                 <w:szCs w:val="18"/>
               </w:rPr>
-              <w:t xml:space="preserve">•</w:t>
-            </w:r>
-            <w:r>
-              <w:rPr>
-                <w:rFonts w:ascii="Avenir Next" w:hAnsi="Avenir Next" w:cs="Avenir Next" w:eastAsia="Avenir Next"/>
-                <w:color w:val="1A1A1A"/>
-                <w:sz w:val="18"/>
-                <w:szCs w:val="18"/>
-              </w:rPr>
               <w:tab/>
             </w:r>
             <w:r>
@@ -3503,7 +3511,7 @@
                 <w:rFonts w:ascii="Avenir Next" w:hAnsi="Avenir Next" w:cs="Avenir Next" w:eastAsia="Avenir Next"/>
                 <w:b/>
                 <w:color w:val="1A1A1A"/>
-                <w:sz w:val="18"/>
+                <w:sz w:val="22"/>
                 <w:szCs w:val="18"/>
               </w:rPr>
               <w:t xml:space="preserve">Divide</w:t>
@@ -3512,7 +3520,7 @@
               <w:rPr>
                 <w:rFonts w:ascii="Avenir Next" w:hAnsi="Avenir Next" w:cs="Avenir Next" w:eastAsia="Avenir Next"/>
                 <w:color w:val="1A1A1A"/>
-                <w:sz w:val="18"/>
+                <w:sz w:val="22"/>
                 <w:szCs w:val="18"/>
               </w:rPr>
               <w:t xml:space="preserve"> both terms down to a smaller equivalent ratio, then </w:t>
@@ -3522,7 +3530,7 @@
                 <w:rFonts w:ascii="Avenir Next" w:hAnsi="Avenir Next" w:cs="Avenir Next" w:eastAsia="Avenir Next"/>
                 <w:b/>
                 <w:color w:val="1A1A1A"/>
-                <w:sz w:val="18"/>
+                <w:sz w:val="22"/>
                 <w:szCs w:val="18"/>
               </w:rPr>
               <w:t xml:space="preserve">multiply</w:t>
@@ -3531,7 +3539,7 @@
               <w:rPr>
                 <w:rFonts w:ascii="Avenir Next" w:hAnsi="Avenir Next" w:cs="Avenir Next" w:eastAsia="Avenir Next"/>
                 <w:color w:val="1A1A1A"/>
-                <w:sz w:val="18"/>
+                <w:sz w:val="22"/>
                 <w:szCs w:val="18"/>
               </w:rPr>
               <w:t xml:space="preserve"> both terms up to the target.</w:t>
@@ -3546,6 +3554,7 @@
           </w:tcPr>
           <w:p>
             <w:pPr>
+              <w:pStyle w:val="Heading2"/>
               <w:spacing w:before="0" w:after="40" w:line="264" w:lineRule="auto"/>
             </w:pPr>
             <w:r>
@@ -3568,7 +3577,7 @@
               <w:rPr>
                 <w:rFonts w:ascii="Avenir Next" w:hAnsi="Avenir Next" w:cs="Avenir Next" w:eastAsia="Avenir Next"/>
                 <w:color w:val="1A1A1A"/>
-                <w:sz w:val="17"/>
+                <w:sz w:val="22"/>
                 <w:szCs w:val="17"/>
               </w:rPr>
               <w:t xml:space="preserve">A drink uses 6 scoops of mix for 8 cups of water. How much water goes with 9 scoops?</w:t>
@@ -3587,25 +3596,25 @@
                 <w:rFonts w:ascii="Avenir Next" w:hAnsi="Avenir Next" w:cs="Avenir Next" w:eastAsia="Avenir Next"/>
                 <w:b/>
                 <w:color w:val="003A70"/>
+                <w:sz w:val="22"/>
+                <w:szCs w:val="17"/>
+              </w:rPr>
+              <w:t xml:space="preserve">Step 1</w:t>
+            </w:r>
+            <w:r>
+              <w:rPr>
+                <w:rFonts w:ascii="Avenir Next" w:hAnsi="Avenir Next" w:cs="Avenir Next" w:eastAsia="Avenir Next"/>
+                <w:color w:val="1A1A1A"/>
                 <w:sz w:val="17"/>
                 <w:szCs w:val="17"/>
               </w:rPr>
-              <w:t xml:space="preserve">Step 1</w:t>
-            </w:r>
-            <w:r>
-              <w:rPr>
-                <w:rFonts w:ascii="Avenir Next" w:hAnsi="Avenir Next" w:cs="Avenir Next" w:eastAsia="Avenir Next"/>
-                <w:color w:val="1A1A1A"/>
-                <w:sz w:val="17"/>
-                <w:szCs w:val="17"/>
-              </w:rPr>
               <w:tab/>
             </w:r>
             <w:r>
               <w:rPr>
                 <w:rFonts w:ascii="Avenir Next" w:hAnsi="Avenir Next" w:cs="Avenir Next" w:eastAsia="Avenir Next"/>
                 <w:color w:val="1A1A1A"/>
-                <w:sz w:val="17"/>
+                <w:sz w:val="22"/>
                 <w:szCs w:val="17"/>
               </w:rPr>
               <w:t xml:space="preserve">6 × ? = 9 is not a whole number. Bridge down: 6 : 8 ÷ 2 = 3 : 4</w:t>
@@ -3624,25 +3633,25 @@
                 <w:rFonts w:ascii="Avenir Next" w:hAnsi="Avenir Next" w:cs="Avenir Next" w:eastAsia="Avenir Next"/>
                 <w:b/>
                 <w:color w:val="003A70"/>
+                <w:sz w:val="22"/>
+                <w:szCs w:val="17"/>
+              </w:rPr>
+              <w:t xml:space="preserve">Step 2</w:t>
+            </w:r>
+            <w:r>
+              <w:rPr>
+                <w:rFonts w:ascii="Avenir Next" w:hAnsi="Avenir Next" w:cs="Avenir Next" w:eastAsia="Avenir Next"/>
+                <w:color w:val="1A1A1A"/>
                 <w:sz w:val="17"/>
                 <w:szCs w:val="17"/>
               </w:rPr>
-              <w:t xml:space="preserve">Step 2</w:t>
-            </w:r>
-            <w:r>
-              <w:rPr>
-                <w:rFonts w:ascii="Avenir Next" w:hAnsi="Avenir Next" w:cs="Avenir Next" w:eastAsia="Avenir Next"/>
-                <w:color w:val="1A1A1A"/>
-                <w:sz w:val="17"/>
-                <w:szCs w:val="17"/>
-              </w:rPr>
               <w:tab/>
             </w:r>
             <w:r>
               <w:rPr>
                 <w:rFonts w:ascii="Avenir Next" w:hAnsi="Avenir Next" w:cs="Avenir Next" w:eastAsia="Avenir Next"/>
                 <w:color w:val="1A1A1A"/>
-                <w:sz w:val="17"/>
+                <w:sz w:val="22"/>
                 <w:szCs w:val="17"/>
               </w:rPr>
               <w:t xml:space="preserve">Scale up: 3 : 4 × 3 = 9 : 12</w:t>
@@ -3661,18 +3670,18 @@
                 <w:rFonts w:ascii="Avenir Next" w:hAnsi="Avenir Next" w:cs="Avenir Next" w:eastAsia="Avenir Next"/>
                 <w:b/>
                 <w:color w:val="1A1A1A"/>
+                <w:sz w:val="22"/>
+                <w:szCs w:val="17"/>
+              </w:rPr>
+              <w:t xml:space="preserve">Answer</w:t>
+            </w:r>
+            <w:r>
+              <w:rPr>
+                <w:rFonts w:ascii="Avenir Next" w:hAnsi="Avenir Next" w:cs="Avenir Next" w:eastAsia="Avenir Next"/>
+                <w:color w:val="1A1A1A"/>
                 <w:sz w:val="17"/>
                 <w:szCs w:val="17"/>
               </w:rPr>
-              <w:t xml:space="preserve">Answer</w:t>
-            </w:r>
-            <w:r>
-              <w:rPr>
-                <w:rFonts w:ascii="Avenir Next" w:hAnsi="Avenir Next" w:cs="Avenir Next" w:eastAsia="Avenir Next"/>
-                <w:color w:val="1A1A1A"/>
-                <w:sz w:val="17"/>
-                <w:szCs w:val="17"/>
-              </w:rPr>
               <w:tab/>
             </w:r>
             <w:r>
@@ -3680,7 +3689,7 @@
                 <w:rFonts w:ascii="Avenir Next" w:hAnsi="Avenir Next" w:cs="Avenir Next" w:eastAsia="Avenir Next"/>
                 <w:b/>
                 <w:color w:val="1A1A1A"/>
-                <w:sz w:val="17"/>
+                <w:sz w:val="22"/>
                 <w:szCs w:val="17"/>
               </w:rPr>
               <w:t xml:space="preserve">12 cups of water</w:t>
@@ -3730,6 +3739,7 @@
           </w:tcPr>
           <w:p>
             <w:pPr>
+              <w:pStyle w:val="Heading2"/>
               <w:spacing w:before="0" w:after="40" w:line="264" w:lineRule="auto"/>
             </w:pPr>
             <w:r>
@@ -3753,7 +3763,7 @@
                 <w:rFonts w:ascii="Avenir Next" w:hAnsi="Avenir Next" w:cs="Avenir Next" w:eastAsia="Avenir Next"/>
                 <w:b/>
                 <w:color w:val="1A1A1A"/>
-                <w:sz w:val="21"/>
+                <w:sz w:val="22"/>
                 <w:szCs w:val="21"/>
               </w:rPr>
               <w:t xml:space="preserve">bridge ratio</w:t>
@@ -3762,7 +3772,7 @@
               <w:rPr>
                 <w:rFonts w:ascii="Avenir Next" w:hAnsi="Avenir Next" w:cs="Avenir Next" w:eastAsia="Avenir Next"/>
                 <w:color w:val="5A5F66"/>
-                <w:sz w:val="21"/>
+                <w:sz w:val="22"/>
                 <w:szCs w:val="21"/>
               </w:rPr>
               <w:t xml:space="preserve"> — </w:t>
@@ -3771,7 +3781,7 @@
               <w:rPr>
                 <w:rFonts w:ascii="Avenir Next" w:hAnsi="Avenir Next" w:cs="Avenir Next" w:eastAsia="Avenir Next"/>
                 <w:color w:val="1A1A1A"/>
-                <w:sz w:val="21"/>
+                <w:sz w:val="22"/>
                 <w:szCs w:val="21"/>
               </w:rPr>
               <w:t xml:space="preserve">a smaller ratio you make first</w:t>
@@ -3786,7 +3796,7 @@
                 <w:rFonts w:ascii="Avenir Next" w:hAnsi="Avenir Next" w:cs="Avenir Next" w:eastAsia="Avenir Next"/>
                 <w:b/>
                 <w:color w:val="1A1A1A"/>
-                <w:sz w:val="21"/>
+                <w:sz w:val="22"/>
                 <w:szCs w:val="21"/>
               </w:rPr>
               <w:t xml:space="preserve">simplify</w:t>
@@ -3795,7 +3805,7 @@
               <w:rPr>
                 <w:rFonts w:ascii="Avenir Next" w:hAnsi="Avenir Next" w:cs="Avenir Next" w:eastAsia="Avenir Next"/>
                 <w:color w:val="5A5F66"/>
-                <w:sz w:val="21"/>
+                <w:sz w:val="22"/>
                 <w:szCs w:val="21"/>
               </w:rPr>
               <w:t xml:space="preserve"> — </w:t>
@@ -3804,7 +3814,7 @@
               <w:rPr>
                 <w:rFonts w:ascii="Avenir Next" w:hAnsi="Avenir Next" w:cs="Avenir Next" w:eastAsia="Avenir Next"/>
                 <w:color w:val="1A1A1A"/>
-                <w:sz w:val="21"/>
+                <w:sz w:val="22"/>
                 <w:szCs w:val="21"/>
               </w:rPr>
               <w:t xml:space="preserve">divide both numbers by the same number</w:t>
@@ -3830,7 +3840,7 @@
                 <w:rFonts w:ascii="Avenir Next" w:hAnsi="Avenir Next" w:cs="Avenir Next" w:eastAsia="Avenir Next"/>
                 <w:b/>
                 <w:color w:val="1A1A1A"/>
-                <w:sz w:val="21"/>
+                <w:sz w:val="22"/>
                 <w:szCs w:val="21"/>
               </w:rPr>
               <w:t xml:space="preserve">target</w:t>
@@ -3839,7 +3849,7 @@
               <w:rPr>
                 <w:rFonts w:ascii="Avenir Next" w:hAnsi="Avenir Next" w:cs="Avenir Next" w:eastAsia="Avenir Next"/>
                 <w:color w:val="5A5F66"/>
-                <w:sz w:val="21"/>
+                <w:sz w:val="22"/>
                 <w:szCs w:val="21"/>
               </w:rPr>
               <w:t xml:space="preserve"> — </w:t>
@@ -3848,7 +3858,7 @@
               <w:rPr>
                 <w:rFonts w:ascii="Avenir Next" w:hAnsi="Avenir Next" w:cs="Avenir Next" w:eastAsia="Avenir Next"/>
                 <w:color w:val="1A1A1A"/>
-                <w:sz w:val="21"/>
+                <w:sz w:val="22"/>
                 <w:szCs w:val="21"/>
               </w:rPr>
               <w:t xml:space="preserve">the number you need to reach</w:t>
@@ -3859,6 +3869,7 @@
     </w:tbl>
     <w:p>
       <w:pPr>
+        <w:pStyle w:val="Heading2"/>
         <w:keepNext/>
         <w:pBdr>
           <w:bottom w:val="single" w:sz="8" w:space="3" w:color="003A70"/>
@@ -3874,7 +3885,7 @@
           <w:b/>
           <w:color w:val="003A70"/>
           <w:spacing w:val="14"/>
-          <w:sz w:val="21"/>
+          <w:sz w:val="22"/>
           <w:szCs w:val="21"/>
         </w:rPr>
         <w:t xml:space="preserve">PRACTICE</w:t>
@@ -3893,7 +3904,7 @@
           <w:rFonts w:ascii="Avenir Next" w:hAnsi="Avenir Next" w:cs="Avenir Next" w:eastAsia="Avenir Next"/>
           <w:i/>
           <w:color w:val="5A5F66"/>
-          <w:sz w:val="17"/>
+          <w:sz w:val="22"/>
           <w:szCs w:val="17"/>
         </w:rPr>
         <w:t xml:space="preserve">show your work · label units</w:t>
@@ -3989,25 +4000,25 @@
                 <w:rFonts w:ascii="Avenir Next" w:hAnsi="Avenir Next" w:cs="Avenir Next" w:eastAsia="Avenir Next"/>
                 <w:b/>
                 <w:color w:val="003A70"/>
+                <w:sz w:val="22"/>
+                <w:szCs w:val="18"/>
+              </w:rPr>
+              <w:t xml:space="preserve">Step 1</w:t>
+            </w:r>
+            <w:r>
+              <w:rPr>
+                <w:rFonts w:ascii="Avenir Next" w:hAnsi="Avenir Next" w:cs="Avenir Next" w:eastAsia="Avenir Next"/>
+                <w:color w:val="1A1A1A"/>
                 <w:sz w:val="18"/>
                 <w:szCs w:val="18"/>
               </w:rPr>
-              <w:t xml:space="preserve">Step 1</w:t>
-            </w:r>
-            <w:r>
-              <w:rPr>
-                <w:rFonts w:ascii="Avenir Next" w:hAnsi="Avenir Next" w:cs="Avenir Next" w:eastAsia="Avenir Next"/>
-                <w:color w:val="1A1A1A"/>
-                <w:sz w:val="18"/>
-                <w:szCs w:val="18"/>
-              </w:rPr>
               <w:tab/>
             </w:r>
             <w:r>
               <w:rPr>
                 <w:rFonts w:ascii="Avenir Next" w:hAnsi="Avenir Next" w:cs="Avenir Next" w:eastAsia="Avenir Next"/>
                 <w:color w:val="1A1A1A"/>
-                <w:sz w:val="21"/>
+                <w:sz w:val="22"/>
                 <w:szCs w:val="21"/>
               </w:rPr>
               <w:t xml:space="preserve">6 ÷ 3 = 2. Divide 15 by 3 too.</w:t>
@@ -4027,25 +4038,25 @@
                 <w:rFonts w:ascii="Avenir Next" w:hAnsi="Avenir Next" w:cs="Avenir Next" w:eastAsia="Avenir Next"/>
                 <w:b/>
                 <w:color w:val="003A70"/>
+                <w:sz w:val="22"/>
+                <w:szCs w:val="18"/>
+              </w:rPr>
+              <w:t xml:space="preserve">Step 2</w:t>
+            </w:r>
+            <w:r>
+              <w:rPr>
+                <w:rFonts w:ascii="Avenir Next" w:hAnsi="Avenir Next" w:cs="Avenir Next" w:eastAsia="Avenir Next"/>
+                <w:color w:val="1A1A1A"/>
                 <w:sz w:val="18"/>
                 <w:szCs w:val="18"/>
               </w:rPr>
-              <w:t xml:space="preserve">Step 2</w:t>
-            </w:r>
-            <w:r>
-              <w:rPr>
-                <w:rFonts w:ascii="Avenir Next" w:hAnsi="Avenir Next" w:cs="Avenir Next" w:eastAsia="Avenir Next"/>
-                <w:color w:val="1A1A1A"/>
-                <w:sz w:val="18"/>
-                <w:szCs w:val="18"/>
-              </w:rPr>
               <w:tab/>
             </w:r>
             <w:r>
               <w:rPr>
                 <w:rFonts w:ascii="Avenir Next" w:hAnsi="Avenir Next" w:cs="Avenir Next" w:eastAsia="Avenir Next"/>
                 <w:color w:val="1A1A1A"/>
-                <w:sz w:val="21"/>
+                <w:sz w:val="22"/>
                 <w:szCs w:val="21"/>
               </w:rPr>
               <w:t xml:space="preserve">Then multiply the 2-minute column by 5.</w:t>
@@ -4100,7 +4111,7 @@
                       <w:rFonts w:ascii="Avenir Next" w:hAnsi="Avenir Next" w:cs="Avenir Next" w:eastAsia="Avenir Next"/>
                       <w:b/>
                       <w:color w:val="1A1A1A"/>
-                      <w:sz w:val="21"/>
+                      <w:sz w:val="22"/>
                       <w:szCs w:val="21"/>
                     </w:rPr>
                     <w:t xml:space="preserve">Minutes</w:t>
@@ -4121,7 +4132,7 @@
                     <w:rPr>
                       <w:rFonts w:ascii="Avenir Next" w:hAnsi="Avenir Next" w:cs="Avenir Next" w:eastAsia="Avenir Next"/>
                       <w:color w:val="1A1A1A"/>
-                      <w:sz w:val="21"/>
+                      <w:sz w:val="22"/>
                       <w:szCs w:val="21"/>
                     </w:rPr>
                     <w:t xml:space="preserve">6</w:t>
@@ -4142,7 +4153,7 @@
                     <w:rPr>
                       <w:rFonts w:ascii="Avenir Next" w:hAnsi="Avenir Next" w:cs="Avenir Next" w:eastAsia="Avenir Next"/>
                       <w:color w:val="1A1A1A"/>
-                      <w:sz w:val="21"/>
+                      <w:sz w:val="22"/>
                       <w:szCs w:val="21"/>
                     </w:rPr>
                     <w:t xml:space="preserve">2</w:t>
@@ -4163,7 +4174,7 @@
                     <w:rPr>
                       <w:rFonts w:ascii="Avenir Next" w:hAnsi="Avenir Next" w:cs="Avenir Next" w:eastAsia="Avenir Next"/>
                       <w:color w:val="1A1A1A"/>
-                      <w:sz w:val="21"/>
+                      <w:sz w:val="22"/>
                       <w:szCs w:val="21"/>
                     </w:rPr>
                     <w:t xml:space="preserve">10</w:t>
@@ -4192,7 +4203,7 @@
                       <w:rFonts w:ascii="Avenir Next" w:hAnsi="Avenir Next" w:cs="Avenir Next" w:eastAsia="Avenir Next"/>
                       <w:b/>
                       <w:color w:val="1A1A1A"/>
-                      <w:sz w:val="21"/>
+                      <w:sz w:val="22"/>
                       <w:szCs w:val="21"/>
                     </w:rPr>
                     <w:t xml:space="preserve">Bottles</w:t>
@@ -4213,7 +4224,7 @@
                     <w:rPr>
                       <w:rFonts w:ascii="Avenir Next" w:hAnsi="Avenir Next" w:cs="Avenir Next" w:eastAsia="Avenir Next"/>
                       <w:color w:val="1A1A1A"/>
-                      <w:sz w:val="21"/>
+                      <w:sz w:val="22"/>
                       <w:szCs w:val="21"/>
                     </w:rPr>
                     <w:t xml:space="preserve">15</w:t>
@@ -4679,25 +4690,25 @@
                 <w:rFonts w:ascii="Avenir Next" w:hAnsi="Avenir Next" w:cs="Avenir Next" w:eastAsia="Avenir Next"/>
                 <w:b/>
                 <w:color w:val="003A70"/>
+                <w:sz w:val="22"/>
+                <w:szCs w:val="18"/>
+              </w:rPr>
+              <w:t xml:space="preserve">Step 1</w:t>
+            </w:r>
+            <w:r>
+              <w:rPr>
+                <w:rFonts w:ascii="Avenir Next" w:hAnsi="Avenir Next" w:cs="Avenir Next" w:eastAsia="Avenir Next"/>
+                <w:color w:val="1A1A1A"/>
                 <w:sz w:val="18"/>
                 <w:szCs w:val="18"/>
               </w:rPr>
-              <w:t xml:space="preserve">Step 1</w:t>
-            </w:r>
-            <w:r>
-              <w:rPr>
-                <w:rFonts w:ascii="Avenir Next" w:hAnsi="Avenir Next" w:cs="Avenir Next" w:eastAsia="Avenir Next"/>
-                <w:color w:val="1A1A1A"/>
-                <w:sz w:val="18"/>
-                <w:szCs w:val="18"/>
-              </w:rPr>
               <w:tab/>
             </w:r>
             <w:r>
               <w:rPr>
                 <w:rFonts w:ascii="Avenir Next" w:hAnsi="Avenir Next" w:cs="Avenir Next" w:eastAsia="Avenir Next"/>
                 <w:color w:val="1A1A1A"/>
-                <w:sz w:val="21"/>
+                <w:sz w:val="22"/>
                 <w:szCs w:val="21"/>
               </w:rPr>
               <w:t xml:space="preserve">Divide both numbers by 2 to make the bridge.</w:t>
@@ -4717,25 +4728,25 @@
                 <w:rFonts w:ascii="Avenir Next" w:hAnsi="Avenir Next" w:cs="Avenir Next" w:eastAsia="Avenir Next"/>
                 <w:b/>
                 <w:color w:val="003A70"/>
+                <w:sz w:val="22"/>
+                <w:szCs w:val="18"/>
+              </w:rPr>
+              <w:t xml:space="preserve">Step 2</w:t>
+            </w:r>
+            <w:r>
+              <w:rPr>
+                <w:rFonts w:ascii="Avenir Next" w:hAnsi="Avenir Next" w:cs="Avenir Next" w:eastAsia="Avenir Next"/>
+                <w:color w:val="1A1A1A"/>
                 <w:sz w:val="18"/>
                 <w:szCs w:val="18"/>
               </w:rPr>
-              <w:t xml:space="preserve">Step 2</w:t>
-            </w:r>
-            <w:r>
-              <w:rPr>
-                <w:rFonts w:ascii="Avenir Next" w:hAnsi="Avenir Next" w:cs="Avenir Next" w:eastAsia="Avenir Next"/>
-                <w:color w:val="1A1A1A"/>
-                <w:sz w:val="18"/>
-                <w:szCs w:val="18"/>
-              </w:rPr>
               <w:tab/>
             </w:r>
             <w:r>
               <w:rPr>
                 <w:rFonts w:ascii="Avenir Next" w:hAnsi="Avenir Next" w:cs="Avenir Next" w:eastAsia="Avenir Next"/>
                 <w:color w:val="1A1A1A"/>
-                <w:sz w:val="21"/>
+                <w:sz w:val="22"/>
                 <w:szCs w:val="21"/>
               </w:rPr>
               <w:t xml:space="preserve">Multiply both bridge numbers by 5.</w:t>
@@ -4972,25 +4983,25 @@
                 <w:rFonts w:ascii="Avenir Next" w:hAnsi="Avenir Next" w:cs="Avenir Next" w:eastAsia="Avenir Next"/>
                 <w:b/>
                 <w:color w:val="003A70"/>
+                <w:sz w:val="22"/>
+                <w:szCs w:val="18"/>
+              </w:rPr>
+              <w:t xml:space="preserve">Step 1</w:t>
+            </w:r>
+            <w:r>
+              <w:rPr>
+                <w:rFonts w:ascii="Avenir Next" w:hAnsi="Avenir Next" w:cs="Avenir Next" w:eastAsia="Avenir Next"/>
+                <w:color w:val="1A1A1A"/>
                 <w:sz w:val="18"/>
                 <w:szCs w:val="18"/>
               </w:rPr>
-              <w:t xml:space="preserve">Step 1</w:t>
-            </w:r>
-            <w:r>
-              <w:rPr>
-                <w:rFonts w:ascii="Avenir Next" w:hAnsi="Avenir Next" w:cs="Avenir Next" w:eastAsia="Avenir Next"/>
-                <w:color w:val="1A1A1A"/>
-                <w:sz w:val="18"/>
-                <w:szCs w:val="18"/>
-              </w:rPr>
               <w:tab/>
             </w:r>
             <w:r>
               <w:rPr>
                 <w:rFonts w:ascii="Avenir Next" w:hAnsi="Avenir Next" w:cs="Avenir Next" w:eastAsia="Avenir Next"/>
                 <w:color w:val="1A1A1A"/>
-                <w:sz w:val="21"/>
+                <w:sz w:val="22"/>
                 <w:szCs w:val="21"/>
               </w:rPr>
               <w:t xml:space="preserve">Divide 10 and 4 by 2.</w:t>
@@ -5010,25 +5021,25 @@
                 <w:rFonts w:ascii="Avenir Next" w:hAnsi="Avenir Next" w:cs="Avenir Next" w:eastAsia="Avenir Next"/>
                 <w:b/>
                 <w:color w:val="003A70"/>
+                <w:sz w:val="22"/>
+                <w:szCs w:val="18"/>
+              </w:rPr>
+              <w:t xml:space="preserve">Step 2</w:t>
+            </w:r>
+            <w:r>
+              <w:rPr>
+                <w:rFonts w:ascii="Avenir Next" w:hAnsi="Avenir Next" w:cs="Avenir Next" w:eastAsia="Avenir Next"/>
+                <w:color w:val="1A1A1A"/>
                 <w:sz w:val="18"/>
                 <w:szCs w:val="18"/>
               </w:rPr>
-              <w:t xml:space="preserve">Step 2</w:t>
-            </w:r>
-            <w:r>
-              <w:rPr>
-                <w:rFonts w:ascii="Avenir Next" w:hAnsi="Avenir Next" w:cs="Avenir Next" w:eastAsia="Avenir Next"/>
-                <w:color w:val="1A1A1A"/>
-                <w:sz w:val="18"/>
-                <w:szCs w:val="18"/>
-              </w:rPr>
               <w:tab/>
             </w:r>
             <w:r>
               <w:rPr>
                 <w:rFonts w:ascii="Avenir Next" w:hAnsi="Avenir Next" w:cs="Avenir Next" w:eastAsia="Avenir Next"/>
                 <w:color w:val="1A1A1A"/>
-                <w:sz w:val="21"/>
+                <w:sz w:val="22"/>
                 <w:szCs w:val="21"/>
               </w:rPr>
               <w:t xml:space="preserve">Multiply the bridge by 3 to reach 6 loaves.</w:t>
@@ -5262,7 +5273,7 @@
                 <w:rFonts w:ascii="Avenir Next" w:hAnsi="Avenir Next" w:cs="Avenir Next" w:eastAsia="Avenir Next"/>
                 <w:b/>
                 <w:color w:val="003A70"/>
-                <w:sz w:val="17"/>
+                <w:sz w:val="22"/>
                 <w:szCs w:val="17"/>
               </w:rPr>
               <w:t xml:space="preserve">Frame  </w:t>
@@ -5272,10 +5283,30 @@
                 <w:rFonts w:ascii="Avenir Next" w:hAnsi="Avenir Next" w:cs="Avenir Next" w:eastAsia="Avenir Next"/>
                 <w:i/>
                 <w:color w:val="1A1A1A"/>
+                <w:sz w:val="22"/>
+                <w:szCs w:val="18"/>
+              </w:rPr>
+              <w:t xml:space="preserve">Ana’s mistake is </w:t>
+            </w:r>
+            <w:r>
+              <w:rPr>
+                <w:rFonts w:ascii="Avenir Next" w:hAnsi="Avenir Next" w:cs="Avenir Next" w:eastAsia="Avenir Next"/>
+                <w:color w:val="1A1A1A"/>
                 <w:sz w:val="18"/>
                 <w:szCs w:val="18"/>
-              </w:rPr>
-              <w:t xml:space="preserve">Ana’s mistake is </w:t>
+                <w:u w:val="single"/>
+              </w:rPr>
+              <w:t xml:space="preserve">      </w:t>
+            </w:r>
+            <w:r>
+              <w:rPr>
+                <w:rFonts w:ascii="Avenir Next" w:hAnsi="Avenir Next" w:cs="Avenir Next" w:eastAsia="Avenir Next"/>
+                <w:i/>
+                <w:color w:val="1A1A1A"/>
+                <w:sz w:val="22"/>
+                <w:szCs w:val="18"/>
+              </w:rPr>
+              <w:t xml:space="preserve">. The correct amount of water is </w:t>
             </w:r>
             <w:r>
               <w:rPr>
@@ -5292,17 +5323,17 @@
                 <w:rFonts w:ascii="Avenir Next" w:hAnsi="Avenir Next" w:cs="Avenir Next" w:eastAsia="Avenir Next"/>
                 <w:i/>
                 <w:color w:val="1A1A1A"/>
+                <w:sz w:val="22"/>
+                <w:szCs w:val="18"/>
+              </w:rPr>
+              <w:t xml:space="preserve"> because </w:t>
+            </w:r>
+            <w:r>
+              <w:rPr>
+                <w:rFonts w:ascii="Avenir Next" w:hAnsi="Avenir Next" w:cs="Avenir Next" w:eastAsia="Avenir Next"/>
+                <w:color w:val="1A1A1A"/>
                 <w:sz w:val="18"/>
                 <w:szCs w:val="18"/>
-              </w:rPr>
-              <w:t xml:space="preserve">. The correct amount of water is </w:t>
-            </w:r>
-            <w:r>
-              <w:rPr>
-                <w:rFonts w:ascii="Avenir Next" w:hAnsi="Avenir Next" w:cs="Avenir Next" w:eastAsia="Avenir Next"/>
-                <w:color w:val="1A1A1A"/>
-                <w:sz w:val="18"/>
-                <w:szCs w:val="18"/>
                 <w:u w:val="single"/>
               </w:rPr>
               <w:t xml:space="preserve">      </w:t>
@@ -5312,27 +5343,7 @@
                 <w:rFonts w:ascii="Avenir Next" w:hAnsi="Avenir Next" w:cs="Avenir Next" w:eastAsia="Avenir Next"/>
                 <w:i/>
                 <w:color w:val="1A1A1A"/>
-                <w:sz w:val="18"/>
-                <w:szCs w:val="18"/>
-              </w:rPr>
-              <w:t xml:space="preserve"> because </w:t>
-            </w:r>
-            <w:r>
-              <w:rPr>
-                <w:rFonts w:ascii="Avenir Next" w:hAnsi="Avenir Next" w:cs="Avenir Next" w:eastAsia="Avenir Next"/>
-                <w:color w:val="1A1A1A"/>
-                <w:sz w:val="18"/>
-                <w:szCs w:val="18"/>
-                <w:u w:val="single"/>
-              </w:rPr>
-              <w:t xml:space="preserve">      </w:t>
-            </w:r>
-            <w:r>
-              <w:rPr>
-                <w:rFonts w:ascii="Avenir Next" w:hAnsi="Avenir Next" w:cs="Avenir Next" w:eastAsia="Avenir Next"/>
-                <w:i/>
-                <w:color w:val="1A1A1A"/>
-                <w:sz w:val="18"/>
+                <w:sz w:val="22"/>
                 <w:szCs w:val="18"/>
               </w:rPr>
               <w:t xml:space="preserve">.</w:t>
@@ -5419,6 +5430,7 @@
     </w:p>
     <w:p>
       <w:pPr>
+        <w:pStyle w:val="Heading2"/>
         <w:keepNext/>
         <w:pBdr>
           <w:bottom w:val="single" w:sz="8" w:space="3" w:color="003A70"/>
@@ -5434,7 +5446,7 @@
           <w:b/>
           <w:color w:val="003A70"/>
           <w:spacing w:val="14"/>
-          <w:sz w:val="21"/>
+          <w:sz w:val="22"/>
           <w:szCs w:val="21"/>
         </w:rPr>
         <w:t xml:space="preserve">TEST PRACTICE</w:t>
@@ -5453,7 +5465,7 @@
           <w:rFonts w:ascii="Avenir Next" w:hAnsi="Avenir Next" w:cs="Avenir Next" w:eastAsia="Avenir Next"/>
           <w:i/>
           <w:color w:val="5A5F66"/>
-          <w:sz w:val="17"/>
+          <w:sz w:val="22"/>
           <w:szCs w:val="17"/>
         </w:rPr>
         <w:t xml:space="preserve">choose the best answer</w:t>
@@ -5585,25 +5597,25 @@
                       <w:rFonts w:ascii="Avenir Next" w:hAnsi="Avenir Next" w:cs="Avenir Next" w:eastAsia="Avenir Next"/>
                       <w:b/>
                       <w:color w:val="003A70"/>
+                      <w:sz w:val="22"/>
+                      <w:szCs w:val="21"/>
+                    </w:rPr>
+                    <w:t xml:space="preserve">A</w:t>
+                  </w:r>
+                  <w:r>
+                    <w:rPr>
+                      <w:rFonts w:ascii="Avenir Next" w:hAnsi="Avenir Next" w:cs="Avenir Next" w:eastAsia="Avenir Next"/>
+                      <w:color w:val="1A1A1A"/>
                       <w:sz w:val="21"/>
                       <w:szCs w:val="21"/>
                     </w:rPr>
-                    <w:t xml:space="preserve">A</w:t>
-                  </w:r>
-                  <w:r>
-                    <w:rPr>
-                      <w:rFonts w:ascii="Avenir Next" w:hAnsi="Avenir Next" w:cs="Avenir Next" w:eastAsia="Avenir Next"/>
-                      <w:color w:val="1A1A1A"/>
-                      <w:sz w:val="21"/>
-                      <w:szCs w:val="21"/>
-                    </w:rPr>
                     <w:tab/>
                   </w:r>
                   <w:r>
                     <w:rPr>
                       <w:rFonts w:ascii="Avenir Next" w:hAnsi="Avenir Next" w:cs="Avenir Next" w:eastAsia="Avenir Next"/>
                       <w:color w:val="1A1A1A"/>
-                      <w:sz w:val="21"/>
+                      <w:sz w:val="22"/>
                       <w:szCs w:val="21"/>
                     </w:rPr>
                     <w:t xml:space="preserve">10</w:t>
@@ -5628,25 +5640,25 @@
                       <w:rFonts w:ascii="Avenir Next" w:hAnsi="Avenir Next" w:cs="Avenir Next" w:eastAsia="Avenir Next"/>
                       <w:b/>
                       <w:color w:val="003A70"/>
+                      <w:sz w:val="22"/>
+                      <w:szCs w:val="21"/>
+                    </w:rPr>
+                    <w:t xml:space="preserve">B</w:t>
+                  </w:r>
+                  <w:r>
+                    <w:rPr>
+                      <w:rFonts w:ascii="Avenir Next" w:hAnsi="Avenir Next" w:cs="Avenir Next" w:eastAsia="Avenir Next"/>
+                      <w:color w:val="1A1A1A"/>
                       <w:sz w:val="21"/>
                       <w:szCs w:val="21"/>
                     </w:rPr>
-                    <w:t xml:space="preserve">B</w:t>
-                  </w:r>
-                  <w:r>
-                    <w:rPr>
-                      <w:rFonts w:ascii="Avenir Next" w:hAnsi="Avenir Next" w:cs="Avenir Next" w:eastAsia="Avenir Next"/>
-                      <w:color w:val="1A1A1A"/>
-                      <w:sz w:val="21"/>
-                      <w:szCs w:val="21"/>
-                    </w:rPr>
                     <w:tab/>
                   </w:r>
                   <w:r>
                     <w:rPr>
                       <w:rFonts w:ascii="Avenir Next" w:hAnsi="Avenir Next" w:cs="Avenir Next" w:eastAsia="Avenir Next"/>
                       <w:color w:val="1A1A1A"/>
-                      <w:sz w:val="21"/>
+                      <w:sz w:val="22"/>
                       <w:szCs w:val="21"/>
                     </w:rPr>
                     <w:t xml:space="preserve">11</w:t>
@@ -5671,25 +5683,25 @@
                       <w:rFonts w:ascii="Avenir Next" w:hAnsi="Avenir Next" w:cs="Avenir Next" w:eastAsia="Avenir Next"/>
                       <w:b/>
                       <w:color w:val="003A70"/>
+                      <w:sz w:val="22"/>
+                      <w:szCs w:val="21"/>
+                    </w:rPr>
+                    <w:t xml:space="preserve">C</w:t>
+                  </w:r>
+                  <w:r>
+                    <w:rPr>
+                      <w:rFonts w:ascii="Avenir Next" w:hAnsi="Avenir Next" w:cs="Avenir Next" w:eastAsia="Avenir Next"/>
+                      <w:color w:val="1A1A1A"/>
                       <w:sz w:val="21"/>
                       <w:szCs w:val="21"/>
                     </w:rPr>
-                    <w:t xml:space="preserve">C</w:t>
-                  </w:r>
-                  <w:r>
-                    <w:rPr>
-                      <w:rFonts w:ascii="Avenir Next" w:hAnsi="Avenir Next" w:cs="Avenir Next" w:eastAsia="Avenir Next"/>
-                      <w:color w:val="1A1A1A"/>
-                      <w:sz w:val="21"/>
-                      <w:szCs w:val="21"/>
-                    </w:rPr>
                     <w:tab/>
                   </w:r>
                   <w:r>
                     <w:rPr>
                       <w:rFonts w:ascii="Avenir Next" w:hAnsi="Avenir Next" w:cs="Avenir Next" w:eastAsia="Avenir Next"/>
                       <w:color w:val="1A1A1A"/>
-                      <w:sz w:val="21"/>
+                      <w:sz w:val="22"/>
                       <w:szCs w:val="21"/>
                     </w:rPr>
                     <w:t xml:space="preserve">12</w:t>
@@ -5714,25 +5726,25 @@
                       <w:rFonts w:ascii="Avenir Next" w:hAnsi="Avenir Next" w:cs="Avenir Next" w:eastAsia="Avenir Next"/>
                       <w:b/>
                       <w:color w:val="003A70"/>
+                      <w:sz w:val="22"/>
+                      <w:szCs w:val="21"/>
+                    </w:rPr>
+                    <w:t xml:space="preserve">D</w:t>
+                  </w:r>
+                  <w:r>
+                    <w:rPr>
+                      <w:rFonts w:ascii="Avenir Next" w:hAnsi="Avenir Next" w:cs="Avenir Next" w:eastAsia="Avenir Next"/>
+                      <w:color w:val="1A1A1A"/>
                       <w:sz w:val="21"/>
                       <w:szCs w:val="21"/>
                     </w:rPr>
-                    <w:t xml:space="preserve">D</w:t>
-                  </w:r>
-                  <w:r>
-                    <w:rPr>
-                      <w:rFonts w:ascii="Avenir Next" w:hAnsi="Avenir Next" w:cs="Avenir Next" w:eastAsia="Avenir Next"/>
-                      <w:color w:val="1A1A1A"/>
-                      <w:sz w:val="21"/>
-                      <w:szCs w:val="21"/>
-                    </w:rPr>
                     <w:tab/>
                   </w:r>
                   <w:r>
                     <w:rPr>
                       <w:rFonts w:ascii="Avenir Next" w:hAnsi="Avenir Next" w:cs="Avenir Next" w:eastAsia="Avenir Next"/>
                       <w:color w:val="1A1A1A"/>
-                      <w:sz w:val="21"/>
+                      <w:sz w:val="22"/>
                       <w:szCs w:val="21"/>
                     </w:rPr>
                     <w:t xml:space="preserve">22.5</w:t>
@@ -5899,25 +5911,25 @@
                       <w:rFonts w:ascii="Avenir Next" w:hAnsi="Avenir Next" w:cs="Avenir Next" w:eastAsia="Avenir Next"/>
                       <w:b/>
                       <w:color w:val="003A70"/>
+                      <w:sz w:val="22"/>
+                      <w:szCs w:val="21"/>
+                    </w:rPr>
+                    <w:t xml:space="preserve">A</w:t>
+                  </w:r>
+                  <w:r>
+                    <w:rPr>
+                      <w:rFonts w:ascii="Avenir Next" w:hAnsi="Avenir Next" w:cs="Avenir Next" w:eastAsia="Avenir Next"/>
+                      <w:color w:val="1A1A1A"/>
                       <w:sz w:val="21"/>
                       <w:szCs w:val="21"/>
                     </w:rPr>
-                    <w:t xml:space="preserve">A</w:t>
-                  </w:r>
-                  <w:r>
-                    <w:rPr>
-                      <w:rFonts w:ascii="Avenir Next" w:hAnsi="Avenir Next" w:cs="Avenir Next" w:eastAsia="Avenir Next"/>
-                      <w:color w:val="1A1A1A"/>
-                      <w:sz w:val="21"/>
-                      <w:szCs w:val="21"/>
-                    </w:rPr>
                     <w:tab/>
                   </w:r>
                   <w:r>
                     <w:rPr>
                       <w:rFonts w:ascii="Avenir Next" w:hAnsi="Avenir Next" w:cs="Avenir Next" w:eastAsia="Avenir Next"/>
                       <w:color w:val="1A1A1A"/>
-                      <w:sz w:val="21"/>
+                      <w:sz w:val="22"/>
                       <w:szCs w:val="21"/>
                     </w:rPr>
                     <w:t xml:space="preserve">÷ 3, then × 5</w:t>
@@ -5942,25 +5954,25 @@
                       <w:rFonts w:ascii="Avenir Next" w:hAnsi="Avenir Next" w:cs="Avenir Next" w:eastAsia="Avenir Next"/>
                       <w:b/>
                       <w:color w:val="003A70"/>
+                      <w:sz w:val="22"/>
+                      <w:szCs w:val="21"/>
+                    </w:rPr>
+                    <w:t xml:space="preserve">B</w:t>
+                  </w:r>
+                  <w:r>
+                    <w:rPr>
+                      <w:rFonts w:ascii="Avenir Next" w:hAnsi="Avenir Next" w:cs="Avenir Next" w:eastAsia="Avenir Next"/>
+                      <w:color w:val="1A1A1A"/>
                       <w:sz w:val="21"/>
                       <w:szCs w:val="21"/>
                     </w:rPr>
-                    <w:t xml:space="preserve">B</w:t>
-                  </w:r>
-                  <w:r>
-                    <w:rPr>
-                      <w:rFonts w:ascii="Avenir Next" w:hAnsi="Avenir Next" w:cs="Avenir Next" w:eastAsia="Avenir Next"/>
-                      <w:color w:val="1A1A1A"/>
-                      <w:sz w:val="21"/>
-                      <w:szCs w:val="21"/>
-                    </w:rPr>
                     <w:tab/>
                   </w:r>
                   <w:r>
                     <w:rPr>
                       <w:rFonts w:ascii="Avenir Next" w:hAnsi="Avenir Next" w:cs="Avenir Next" w:eastAsia="Avenir Next"/>
                       <w:color w:val="1A1A1A"/>
-                      <w:sz w:val="21"/>
+                      <w:sz w:val="22"/>
                       <w:szCs w:val="21"/>
                     </w:rPr>
                     <w:t xml:space="preserve">+ 4</w:t>
@@ -5985,25 +5997,25 @@
                       <w:rFonts w:ascii="Avenir Next" w:hAnsi="Avenir Next" w:cs="Avenir Next" w:eastAsia="Avenir Next"/>
                       <w:b/>
                       <w:color w:val="003A70"/>
+                      <w:sz w:val="22"/>
+                      <w:szCs w:val="21"/>
+                    </w:rPr>
+                    <w:t xml:space="preserve">C</w:t>
+                  </w:r>
+                  <w:r>
+                    <w:rPr>
+                      <w:rFonts w:ascii="Avenir Next" w:hAnsi="Avenir Next" w:cs="Avenir Next" w:eastAsia="Avenir Next"/>
+                      <w:color w:val="1A1A1A"/>
                       <w:sz w:val="21"/>
                       <w:szCs w:val="21"/>
                     </w:rPr>
-                    <w:t xml:space="preserve">C</w:t>
-                  </w:r>
-                  <w:r>
-                    <w:rPr>
-                      <w:rFonts w:ascii="Avenir Next" w:hAnsi="Avenir Next" w:cs="Avenir Next" w:eastAsia="Avenir Next"/>
-                      <w:color w:val="1A1A1A"/>
-                      <w:sz w:val="21"/>
-                      <w:szCs w:val="21"/>
-                    </w:rPr>
                     <w:tab/>
                   </w:r>
                   <w:r>
                     <w:rPr>
                       <w:rFonts w:ascii="Avenir Next" w:hAnsi="Avenir Next" w:cs="Avenir Next" w:eastAsia="Avenir Next"/>
                       <w:color w:val="1A1A1A"/>
-                      <w:sz w:val="21"/>
+                      <w:sz w:val="22"/>
                       <w:szCs w:val="21"/>
                     </w:rPr>
                     <w:t xml:space="preserve">× 2, then − 2</w:t>
@@ -6028,25 +6040,25 @@
                       <w:rFonts w:ascii="Avenir Next" w:hAnsi="Avenir Next" w:cs="Avenir Next" w:eastAsia="Avenir Next"/>
                       <w:b/>
                       <w:color w:val="003A70"/>
+                      <w:sz w:val="22"/>
+                      <w:szCs w:val="21"/>
+                    </w:rPr>
+                    <w:t xml:space="preserve">D</w:t>
+                  </w:r>
+                  <w:r>
+                    <w:rPr>
+                      <w:rFonts w:ascii="Avenir Next" w:hAnsi="Avenir Next" w:cs="Avenir Next" w:eastAsia="Avenir Next"/>
+                      <w:color w:val="1A1A1A"/>
                       <w:sz w:val="21"/>
                       <w:szCs w:val="21"/>
                     </w:rPr>
-                    <w:t xml:space="preserve">D</w:t>
-                  </w:r>
-                  <w:r>
-                    <w:rPr>
-                      <w:rFonts w:ascii="Avenir Next" w:hAnsi="Avenir Next" w:cs="Avenir Next" w:eastAsia="Avenir Next"/>
-                      <w:color w:val="1A1A1A"/>
-                      <w:sz w:val="21"/>
-                      <w:szCs w:val="21"/>
-                    </w:rPr>
                     <w:tab/>
                   </w:r>
                   <w:r>
                     <w:rPr>
                       <w:rFonts w:ascii="Avenir Next" w:hAnsi="Avenir Next" w:cs="Avenir Next" w:eastAsia="Avenir Next"/>
                       <w:color w:val="1A1A1A"/>
-                      <w:sz w:val="21"/>
+                      <w:sz w:val="22"/>
                       <w:szCs w:val="21"/>
                     </w:rPr>
                     <w:t xml:space="preserve">÷ 6, then × 9</w:t>
@@ -6112,6 +6124,7 @@
           </w:tcPr>
           <w:p>
             <w:pPr>
+              <w:pStyle w:val="Heading2"/>
               <w:spacing w:before="0" w:after="0" w:line="240" w:lineRule="auto"/>
             </w:pPr>
             <w:r>
@@ -6149,7 +6162,7 @@
               <w:rPr>
                 <w:rFonts w:ascii="Avenir Next" w:hAnsi="Avenir Next" w:cs="Avenir Next" w:eastAsia="Avenir Next"/>
                 <w:color w:val="1A1A1A"/>
-                <w:sz w:val="17"/>
+                <w:sz w:val="22"/>
                 <w:szCs w:val="17"/>
               </w:rPr>
               <w:t xml:space="preserve">  I can do this on my own</w:t>
@@ -6178,7 +6191,7 @@
               <w:rPr>
                 <w:rFonts w:ascii="Avenir Next" w:hAnsi="Avenir Next" w:cs="Avenir Next" w:eastAsia="Avenir Next"/>
                 <w:color w:val="1A1A1A"/>
-                <w:sz w:val="17"/>
+                <w:sz w:val="22"/>
                 <w:szCs w:val="17"/>
               </w:rPr>
               <w:t xml:space="preserve">  I need a little help</w:t>
@@ -6207,7 +6220,7 @@
               <w:rPr>
                 <w:rFonts w:ascii="Avenir Next" w:hAnsi="Avenir Next" w:cs="Avenir Next" w:eastAsia="Avenir Next"/>
                 <w:color w:val="1A1A1A"/>
-                <w:sz w:val="17"/>
+                <w:sz w:val="22"/>
                 <w:szCs w:val="17"/>
               </w:rPr>
               <w:t xml:space="preserve">  I have a question about #</w:t>
@@ -6245,7 +6258,7 @@
         <w:rPr>
           <w:rFonts w:ascii="Avenir Next" w:hAnsi="Avenir Next" w:cs="Avenir Next" w:eastAsia="Avenir Next"/>
           <w:color w:val="5A5F66"/>
-          <w:sz w:val="17"/>
+          <w:sz w:val="22"/>
           <w:szCs w:val="17"/>
         </w:rPr>
         <w:t xml:space="preserve">Explain to someone at home why you divide first when you cannot multiply straight to the number you need.</w:t>
@@ -6339,7 +6352,106 @@
               <w:sz w:val="15"/>
               <w:szCs w:val="15"/>
             </w:rPr>
-            <w:t xml:space="preserve">Lesson 3-3  ·  Homework Packet  ·  Level 1</w:t>
+            <w:t xml:space="preserve">3-3 · Page </w:t>
+          </w:r>
+          <w:r>
+            <w:rPr>
+              <w:rFonts w:ascii="Avenir Next" w:hAnsi="Avenir Next" w:cs="Avenir Next" w:eastAsia="Avenir Next"/>
+              <w:color w:val="5A5F66"/>
+              <w:sz w:val="15"/>
+              <w:szCs w:val="15"/>
+            </w:rPr>
+            <w:fldChar w:fldCharType="begin"/>
+          </w:r>
+          <w:r>
+            <w:rPr>
+              <w:rFonts w:ascii="Avenir Next" w:hAnsi="Avenir Next" w:cs="Avenir Next" w:eastAsia="Avenir Next"/>
+              <w:color w:val="5A5F66"/>
+              <w:sz w:val="15"/>
+              <w:szCs w:val="15"/>
+            </w:rPr>
+            <w:instrText xml:space="preserve"> PAGE </w:instrText>
+          </w:r>
+          <w:r>
+            <w:rPr>
+              <w:rFonts w:ascii="Avenir Next" w:hAnsi="Avenir Next" w:cs="Avenir Next" w:eastAsia="Avenir Next"/>
+              <w:color w:val="5A5F66"/>
+              <w:sz w:val="15"/>
+              <w:szCs w:val="15"/>
+            </w:rPr>
+            <w:fldChar w:fldCharType="separate"/>
+          </w:r>
+          <w:r>
+            <w:rPr>
+              <w:rFonts w:ascii="Avenir Next" w:hAnsi="Avenir Next" w:cs="Avenir Next" w:eastAsia="Avenir Next"/>
+              <w:color w:val="5A5F66"/>
+              <w:sz w:val="15"/>
+              <w:szCs w:val="15"/>
+            </w:rPr>
+            <w:t xml:space="preserve">1</w:t>
+          </w:r>
+          <w:r>
+            <w:rPr>
+              <w:rFonts w:ascii="Avenir Next" w:hAnsi="Avenir Next" w:cs="Avenir Next" w:eastAsia="Avenir Next"/>
+              <w:color w:val="5A5F66"/>
+              <w:sz w:val="15"/>
+              <w:szCs w:val="15"/>
+            </w:rPr>
+            <w:fldChar w:fldCharType="end"/>
+          </w:r>
+          <w:r>
+            <w:rPr>
+              <w:rFonts w:ascii="Avenir Next" w:hAnsi="Avenir Next" w:cs="Avenir Next" w:eastAsia="Avenir Next"/>
+              <w:color w:val="5A5F66"/>
+              <w:sz w:val="15"/>
+              <w:szCs w:val="15"/>
+            </w:rPr>
+            <w:t xml:space="preserve"> of </w:t>
+          </w:r>
+          <w:r>
+            <w:rPr>
+              <w:rFonts w:ascii="Avenir Next" w:hAnsi="Avenir Next" w:cs="Avenir Next" w:eastAsia="Avenir Next"/>
+              <w:color w:val="5A5F66"/>
+              <w:sz w:val="15"/>
+              <w:szCs w:val="15"/>
+            </w:rPr>
+            <w:fldChar w:fldCharType="begin"/>
+          </w:r>
+          <w:r>
+            <w:rPr>
+              <w:rFonts w:ascii="Avenir Next" w:hAnsi="Avenir Next" w:cs="Avenir Next" w:eastAsia="Avenir Next"/>
+              <w:color w:val="5A5F66"/>
+              <w:sz w:val="15"/>
+              <w:szCs w:val="15"/>
+            </w:rPr>
+            <w:instrText xml:space="preserve"> NUMPAGES </w:instrText>
+          </w:r>
+          <w:r>
+            <w:rPr>
+              <w:rFonts w:ascii="Avenir Next" w:hAnsi="Avenir Next" w:cs="Avenir Next" w:eastAsia="Avenir Next"/>
+              <w:color w:val="5A5F66"/>
+              <w:sz w:val="15"/>
+              <w:szCs w:val="15"/>
+            </w:rPr>
+            <w:fldChar w:fldCharType="separate"/>
+          </w:r>
+          <w:r>
+            <w:rPr>
+              <w:rFonts w:ascii="Avenir Next" w:hAnsi="Avenir Next" w:cs="Avenir Next" w:eastAsia="Avenir Next"/>
+              <w:color w:val="5A5F66"/>
+              <w:sz w:val="15"/>
+              <w:szCs w:val="15"/>
+            </w:rPr>
+            <w:t xml:space="preserve">1</w:t>
+          </w:r>
+          <w:r>
+            <w:rPr>
+              <w:rFonts w:ascii="Avenir Next" w:hAnsi="Avenir Next" w:cs="Avenir Next" w:eastAsia="Avenir Next"/>
+              <w:color w:val="5A5F66"/>
+              <w:sz w:val="15"/>
+              <w:szCs w:val="15"/>
+            </w:rPr>
+            <w:fldChar w:fldCharType="end"/>
           </w:r>
         </w:p>
       </w:tc>
@@ -6382,5 +6494,23 @@
       </w:tblCellMar>
     </w:tblPr>
   </w:style>
+  <w:style w:type="paragraph" w:styleId="Heading1">
+    <w:name w:val="heading 1"/>
+    <w:basedOn w:val="Normal"/>
+    <w:pPr>
+      <w:outlineLvl w:val="0"/>
+      <w:keepNext w:val="0"/>
+      <w:keepLines w:val="0"/>
+    </w:pPr>
+  </w:style>
+  <w:style w:type="paragraph" w:styleId="Heading2">
+    <w:name w:val="heading 2"/>
+    <w:basedOn w:val="Normal"/>
+    <w:pPr>
+      <w:outlineLvl w:val="1"/>
+      <w:keepNext w:val="0"/>
+      <w:keepLines w:val="0"/>
+    </w:pPr>
+  </w:style>
 </w:styles>
 </file>